--- a/03-giornalismo/bottadiculo/recensioni-bookmaker/mylotteriesplay/recensione-mylotteriesplay-2026.docx
+++ b/03-giornalismo/bottadiculo/recensioni-bookmaker/mylotteriesplay/recensione-mylotteriesplay-2026.docx
@@ -94,7 +94,7 @@
                 <w:color w:val="1A1A2E"/>
                 <w:sz w:val="22"/>
               </w:rPr>
-              <w:t>Fino a 50€ di benvenuto</w:t>
+              <w:t>Fino a 2.000€ di benvenuto</w:t>
             </w:r>
           </w:p>
           <w:p>
@@ -108,7 +108,7 @@
                 <w:color w:val="666666"/>
                 <w:sz w:val="18"/>
               </w:rPr>
-              <w:t>Slot e Lotterie (100% della prima ricarica)</w:t>
+              <w:t>Slot (200% della prima ricarica, rollover 45x)</w:t>
             </w:r>
           </w:p>
         </w:tc>
@@ -321,7 +321,7 @@
                 <w:color w:val="333333"/>
                 <w:sz w:val="20"/>
               </w:rPr>
-              <w:t>MyLotteries S.r.l., Roma, società a socio unico soggetta a direzione e coordinamento di Brightstar Lottery S.p.A., il gruppo che fino a giugno 2025 si chiamava IGT Lottery. Non fa parte del Gruppo Lottomatica</w:t>
+              <w:t>MyLotteries S.r.l., Roma, società a socio unico soggetta a direzione e coordinamento di Brightstar Lottery S.p.A. Il gruppo è distinto dall'attuale Lottomatica Group</w:t>
             </w:r>
           </w:p>
         </w:tc>
@@ -384,7 +384,7 @@
                 <w:color w:val="333333"/>
                 <w:sz w:val="20"/>
               </w:rPr>
-              <w:t>Tre offerte attive: Slot e Lotterie, 100% della prima ricarica fino a 50€; Lotterie, 100% fino a 25€; Lotterie in ricevitoria, 100% fino a 30€ per chi apre il conto in un punto vendita</w:t>
+              <w:t>Tre offerte online, una sola per persona, da scegliere nel modulo di registrazione: Slot, 200% della prima ricarica fino a 2.000€; Slot e Lotterie, 100% fino a 50€; Lotterie, 100% fino a 25€. Tre offerte dedicate, fino a 40€, per chi apre il conto in ricevitoria</w:t>
             </w:r>
           </w:p>
         </w:tc>
@@ -447,7 +447,7 @@
                 <w:color w:val="333333"/>
                 <w:sz w:val="20"/>
               </w:rPr>
-              <w:t>Fun Bonus Slot: rollover 10 volte, puntata da 0,10€ a 10€. Real Bonus Lotterie: nessun requisito di puntata indicato nelle condizioni, da usare entro 5 giorni</w:t>
+              <w:t>Slot: Fun Bonus da giocare 45 volte, convertibile al massimo per metà in Real Bonus Slot. Slot e Lotterie: Fun Bonus da giocare 10 volte. Il Real Bonus Slot ottenuto va rigiocato almeno una volta prima del prelievo. Per il Real Bonus Lotterie online il regolamento non indica requisiti di giocata</w:t>
             </w:r>
           </w:p>
         </w:tc>
@@ -510,7 +510,7 @@
                 <w:color w:val="333333"/>
                 <w:sz w:val="20"/>
               </w:rPr>
-              <w:t>My Lotteries PLAY su App Store, con l'offerta completa; My Lotteries, app dedicata alle lotterie, per iOS e Android</w:t>
+              <w:t>My Lotteries PLAY su App Store, con l'offerta completa; My Lotteries, dedicata alle lotterie, per iOS e Android</w:t>
             </w:r>
           </w:p>
         </w:tc>
@@ -573,7 +573,7 @@
                 <w:color w:val="333333"/>
                 <w:sz w:val="20"/>
               </w:rPr>
-              <w:t>Carte Visa e Mastercard, PayPal, bonifico ordinario e istantaneo, MyBank, OnShop nei punti LIS Carica</w:t>
+              <w:t>Carte di credito e debito, PayPal, bonifico ordinario e istantaneo</w:t>
             </w:r>
           </w:p>
         </w:tc>
@@ -699,7 +699,7 @@
                 <w:color w:val="333333"/>
                 <w:sz w:val="20"/>
               </w:rPr>
-              <w:t>10€; 20€ per attivare il bonus Slot e Lotterie</w:t>
+              <w:t>10€ con carte e PayPal, nessun minimo indicato per il bonifico; 20€ per attivare i bonus Slot e Slot e Lotterie</w:t>
             </w:r>
           </w:p>
         </w:tc>
@@ -823,7 +823,7 @@
                 <w:color w:val="555555"/>
                 <w:sz w:val="19"/>
               </w:rPr>
-              <w:t>Le scommesse sportive sono arrivate a febbraio 2026: il sito non indica il numero di discipline né dei mercati, e alla data di verifica non risulta un bonus di benvenuto dedicato allo sport</w:t>
+              <w:t>Le scommesse sportive sono l'area più recente dell'offerta e nelle pagine bonus consultate non abbiamo individuato un bonus di benvenuto dedicato allo sport</w:t>
             </w:r>
           </w:p>
           <w:p>
@@ -838,7 +838,7 @@
                 <w:color w:val="555555"/>
                 <w:sz w:val="19"/>
               </w:rPr>
-              <w:t>I bonus di benvenuto hanno massimali contenuti, fino a 50€: sono pensati per chi gioca a lotterie e slot con importi piccoli, non per chi cerca cifre alte</w:t>
+              <w:t>Il bonus più alto, fino a 2.000€ sulle slot, chiede di giocare l'importo 45 volte e si converte al massimo per metà: condizioni impegnative</w:t>
             </w:r>
           </w:p>
           <w:p>
@@ -853,7 +853,7 @@
                 <w:color w:val="555555"/>
                 <w:sz w:val="19"/>
               </w:rPr>
-              <w:t>Numero di titoli e fornitori del casinò non compaiono nelle pagine del sito: difficile confrontare il catalogo prima di aprire un conto</w:t>
+              <w:t>Si ricarica solo con carte, PayPal e bonifico, con un massimo di 1.000€ per operazione su carta e di 950€ su PayPal</w:t>
             </w:r>
           </w:p>
         </w:tc>
@@ -892,7 +892,7 @@
           <w:color w:val="333333"/>
           <w:sz w:val="20"/>
         </w:rPr>
-        <w:t>My Lotteries Play è la piattaforma di gioco online di MyLotteries S.r.l., società romana controllata da Brightstar Lottery S.p.A. Il nome della piattaforma può dire poco a chi scommette, quello del gruppo dice di più: Brightstar Lottery è la denominazione adottata a giugno 2025 da IGT Lottery, quando il gruppo IGT ha ceduto le attività gaming e digital a una società controllata da fondi Apollo per concentrarsi sulle lotterie. In Italia le società del gruppo sono concessionarie dello Stato per il Gioco del Lotto, il Gratta e Vinci e la Lotteria Italia.</w:t>
+        <w:t>My Lotteries Play è la piattaforma di gioco online di MyLotteries S.r.l., società romana controllata da Brightstar Lottery S.p.A. Brightstar Lottery è il nome annunciato il 17 giugno 2025 dalla divisione lotterie di IGT, in vista della cessione delle attività Gaming e Digital del gruppo a una società controllata da fondi Apollo, prevista dal 1° luglio 2025.</w:t>
       </w:r>
     </w:p>
     <w:p>
@@ -906,7 +906,7 @@
           <w:color w:val="333333"/>
           <w:sz w:val="20"/>
         </w:rPr>
-        <w:t>Da qui nasce l'identità del prodotto. My Lotteries Play parte dalle lotterie, che restano il cuore dell'offerta, e nel tempo ha aggiunto casinò, slot, giochi di carte e scommesse virtuali. Da febbraio 2026 ha aperto anche le scommesse sportive, pre-match e live. Questa recensione analizza un operatore diverso dai bookmaker tradizionali: un gruppo solido alle spalle, un'offerta ampia sulle lotterie, uno sport ancora giovane e un marchio che il pubblico online conosce poco.</w:t>
+        <w:t>In Italia le società del gruppo sono concessionarie dello Stato per il Gioco del Lotto, il Gratta e Vinci e la Lotteria Italia, e LottoItalia, il consorzio di cui Brightstar detiene il 61,5%, gestisce anche 10eLotto, MillionDAY e FAI3 FAI4. Da qui nasce l'identità del prodotto: le lotterie sono la base, a cui la piattaforma ha aggiunto casinò, slot, giochi di carte, scommesse virtuali e, da febbraio 2026, scommesse sportive. Questa recensione analizza un operatore diverso dai bookmaker tradizionali, con i suoi punti forti e quelli ancora da costruire.</w:t>
       </w:r>
     </w:p>
     <w:p>
@@ -1103,7 +1103,7 @@
                 <w:color w:val="0F3460"/>
                 <w:sz w:val="20"/>
               </w:rPr>
-              <w:t>8.5/10</w:t>
+              <w:t>8,5/10</w:t>
             </w:r>
           </w:p>
         </w:tc>
@@ -1198,7 +1198,7 @@
                 <w:color w:val="0F3460"/>
                 <w:sz w:val="20"/>
               </w:rPr>
-              <w:t>5.5/10</w:t>
+              <w:t>6/10</w:t>
             </w:r>
           </w:p>
         </w:tc>
@@ -1227,7 +1227,7 @@
                 <w:color w:val="333333"/>
                 <w:sz w:val="20"/>
               </w:rPr>
-              <w:t>Pre-match e live da febbraio 2026, discipline e mercati non dichiarati</w:t>
+              <w:t>Campionati principali e mercati standard, offerta recente senza bonus di benvenuto dedicato</w:t>
             </w:r>
           </w:p>
         </w:tc>
@@ -1293,7 +1293,7 @@
                 <w:color w:val="0F3460"/>
                 <w:sz w:val="20"/>
               </w:rPr>
-              <w:t>6.5/10</w:t>
+              <w:t>6,5/10</w:t>
             </w:r>
           </w:p>
         </w:tc>
@@ -1322,7 +1322,7 @@
                 <w:color w:val="333333"/>
                 <w:sz w:val="20"/>
               </w:rPr>
-              <w:t>Slot, tavoli e live presenti, catalogo e fornitori non dichiarati</w:t>
+              <w:t>Slot, tavoli, live e giochi di carte italiani, senza un conteggio pubblico dei titoli</w:t>
             </w:r>
           </w:p>
         </w:tc>
@@ -1388,7 +1388,7 @@
                 <w:color w:val="0F3460"/>
                 <w:sz w:val="20"/>
               </w:rPr>
-              <w:t>6.5/10</w:t>
+              <w:t>7/10</w:t>
             </w:r>
           </w:p>
         </w:tc>
@@ -1417,7 +1417,7 @@
                 <w:color w:val="333333"/>
                 <w:sz w:val="20"/>
               </w:rPr>
-              <w:t>Massimali contenuti, condizioni leggibili, programma fedeltà My Club</w:t>
+              <w:t>Da 25€ a 2.000€ secondo il gioco, condizioni che vanno lette offerta per offerta</w:t>
             </w:r>
           </w:p>
         </w:tc>
@@ -1578,7 +1578,7 @@
                 <w:color w:val="0F3460"/>
                 <w:sz w:val="20"/>
               </w:rPr>
-              <w:t>7/10</w:t>
+              <w:t>6,5/10</w:t>
             </w:r>
           </w:p>
         </w:tc>
@@ -1607,7 +1607,7 @@
                 <w:color w:val="333333"/>
                 <w:sz w:val="20"/>
               </w:rPr>
-              <w:t>Set essenziale, nessuna commissione sui prelievi</w:t>
+              <w:t>Tre metodi, prelievi senza commissioni, massimi di ricarica bassi per operazione</w:t>
             </w:r>
           </w:p>
         </w:tc>
@@ -1702,7 +1702,7 @@
                 <w:color w:val="333333"/>
                 <w:sz w:val="20"/>
               </w:rPr>
-              <w:t>Numero verde ed email, nessuna live chat indicata</w:t>
+              <w:t>Numero verde ed email, nessuna live chat indicata nella pagina contatti</w:t>
             </w:r>
           </w:p>
         </w:tc>
@@ -1768,7 +1768,7 @@
                 <w:color w:val="0F3460"/>
                 <w:sz w:val="20"/>
               </w:rPr>
-              <w:t>8.5/10</w:t>
+              <w:t>8,5/10</w:t>
             </w:r>
           </w:p>
         </w:tc>
@@ -1797,7 +1797,7 @@
                 <w:color w:val="333333"/>
                 <w:sz w:val="20"/>
               </w:rPr>
-              <w:t>Licenza ADM 16049, gruppo concessionario di Lotto e Gratta e Vinci</w:t>
+              <w:t>Licenza ADM 16049, società del gruppo concessionario di Lotto e Gratta e Vinci</w:t>
             </w:r>
           </w:p>
         </w:tc>
@@ -1815,7 +1815,7 @@
           <w:color w:val="C8A951"/>
           <w:sz w:val="22"/>
         </w:rPr>
-        <w:t>Valutazione media complessiva: 6.8/10</w:t>
+        <w:t>Valutazione media complessiva: 6,9/10</w:t>
       </w:r>
     </w:p>
     <w:p>
@@ -1865,7 +1865,7 @@
           <w:color w:val="333333"/>
           <w:sz w:val="20"/>
         </w:rPr>
-        <w:t>Il punto di forza sta nelle lotterie. My Lotteries Play fa capo al gruppo che in Italia gestisce in concessione Lotto, Gratta e Vinci e Lotteria Italia, e l'offerta lo riflette: accanto a Lotto e 10eLotto ci sono FAI3 FAI4, MillionDay, SuperEnalotto, Eurojackpot, Win for Life, VinciCasa, SiVinceTutto, oltre 100 Gratta e Vinci online e l'acquisto dei biglietti della Lotteria Italia. Chi gioca soprattutto a questi prodotti li trova tutti in un solo conto.</w:t>
+        <w:t>Il punto di forza sta nelle lotterie. Accanto a Lotto e 10eLotto ci sono FAI3 FAI4, MillionDAY, SuperEnalotto, Eurojackpot, Win for Life Classico, Super Win for Life, VinciCasa, SiVinceTutto, oltre 100 Gratta e Vinci online e l'acquisto dei biglietti della Lotteria Italia. Chi gioca soprattutto a questi prodotti li trova tutti in un solo conto.</w:t>
       </w:r>
     </w:p>
     <w:p>
@@ -1879,7 +1879,7 @@
           <w:color w:val="333333"/>
           <w:sz w:val="20"/>
         </w:rPr>
-        <w:t>La solidità societaria è l'altro elemento a favore: concessione ADM n. 16049 e un gruppo controllante che, per sua stessa presentazione, lavora nel settore delle lotterie da quasi cinquant'anni.</w:t>
+        <w:t>L'offerta di benvenuto copre profili diversi: 25€ per chi vuole solo le lotterie, 50€ divisi tra slot e lotterie, fino a 2.000€ per chi punta sulle slot. Il bonus Lotterie online è il più semplice da usare: si spende su Gratta e Vinci, Lotto, 10eLotto, FAI3 FAI4, MillionDAY e SuperEnalotto entro 5 giorni, senza requisiti di giocata indicati nel regolamento.</w:t>
       </w:r>
     </w:p>
     <w:p>
@@ -1893,7 +1893,7 @@
           <w:color w:val="333333"/>
           <w:sz w:val="20"/>
         </w:rPr>
-        <w:t>I bonus di benvenuto hanno massimali bassi ma condizioni facili da leggere. Il bonus Slot e Lotterie restituisce il 100% della prima ricarica fino a 50€, diviso a metà: 25€ di Fun Bonus Slot con rollover 10 volte e 25€ di Real Bonus Lotterie, spendibile su Gratta e Vinci, Lotto, 10eLotto, FAI3 FAI4 e MillionDay senza requisiti di puntata indicati nelle condizioni. Sui prelievi con carta, PayPal e bonifico non si paga commissione.</w:t>
+        <w:t>Sui prelievi con carta, PayPal e bonifico non si paga commissione, e il programma fedeltà My Club assegna sulle lotterie il doppio dei punti riconosciuti su slot, scommesse e giochi di carte.</w:t>
       </w:r>
     </w:p>
     <w:p>
@@ -1921,7 +1921,7 @@
           <w:color w:val="333333"/>
           <w:sz w:val="20"/>
         </w:rPr>
-        <w:t>Il limite principale, nel nostro giudizio editoriale (dettagliato in nota, in fondo), riguarda la notorietà più che il prodotto: My Lotteries Play è un marchio che deve ancora emergere online, poco presente nelle conversazioni dei giocatori e poco conosciuto fuori da chi cerca le lotterie. Per un operatore che ha appena aperto lo sport, farsi conoscere online è il passaggio da cui dipende il resto.</w:t>
+        <w:t>Nel nostro giudizio editoriale, basato sull'esperienza diretta nel settore, il limite principale riguarda la notorietà più che il prodotto: My Lotteries Play è un marchio che deve ancora farsi conoscere dal pubblico che gioca online.</w:t>
       </w:r>
     </w:p>
     <w:p>
@@ -1935,7 +1935,7 @@
           <w:color w:val="333333"/>
           <w:sz w:val="20"/>
         </w:rPr>
-        <w:t>Le scommesse sportive, pre-match e live, sono disponibili solo da febbraio 2026. Il sito non dichiara quante discipline copre né quanti mercati offre, e alla data di verifica non risulta un bonus di benvenuto dedicato allo sport: chi arriva per scommettere trova meno elementi per valutare l'offerta rispetto agli operatori con più storia su questo terreno.</w:t>
+        <w:t>Le scommesse sportive sono l'area più giovane dell'offerta. Il palinsesto copre i campionati principali, ma nelle pagine bonus consultate non abbiamo individuato un bonus di benvenuto dedicato allo sport: per le scommesse è attivo il Bonus Multipla, descritto nella sezione Promozioni.</w:t>
       </w:r>
     </w:p>
     <w:p>
@@ -1949,7 +1949,7 @@
           <w:color w:val="333333"/>
           <w:sz w:val="20"/>
         </w:rPr>
-        <w:t>Anche i dati reputazionali riflettono la stessa distanza dal pubblico online: sono pochi e raccolti su campioni ridotti (dettaglio in Feedback e recensioni). La pagina contatti, infine, indica numero verde ed email ma nessuna live chat.</w:t>
+        <w:t>Il bonus Slot da 2.000€ va letto per intero: arriva in cinque tranche da massimo 400€, ognuna valida 2 giorni, va giocato 45 volte e si converte in Real Bonus al massimo per metà del suo importo. Le poche recensioni lasciate online dagli utenti sono in gran parte negative (dettaglio in Feedback e recensioni).</w:t>
       </w:r>
     </w:p>
     <w:p>
@@ -1985,7 +1985,7 @@
           <w:color w:val="333333"/>
           <w:sz w:val="20"/>
         </w:rPr>
-        <w:t>È la sezione che distingue My Lotteries Play dagli operatori nati come bookmaker. L'offerta comprende Gioco del Lotto, 10eLotto, FAI3 FAI4, MillionDay, SuperEnalotto, Eurojackpot, Win for Life Classico, Super Win for Life, VinciCasa, SiVinceTutto e Play Your Date, oltre all'acquisto online dei biglietti della Lotteria Italia.</w:t>
+        <w:t>È la sezione che distingue My Lotteries Play dagli operatori nati come bookmaker. L'offerta comprende Gioco del Lotto, 10eLotto, FAI3 FAI4, MillionDAY, SuperEnalotto, Eurojackpot, Win for Life Classico, Super Win for Life, VinciCasa, SiVinceTutto e Play Your Date, oltre all'acquisto online dei biglietti della Lotteria Italia.</w:t>
       </w:r>
     </w:p>
     <w:p>
@@ -1999,7 +1999,7 @@
           <w:color w:val="333333"/>
           <w:sz w:val="20"/>
         </w:rPr>
-        <w:t>I Gratta e Vinci online sono oltre 100, con giocate da 0,10€ a 25€. Per Lotto, 10eLotto, MillionDay e Gratta e Vinci il sito affianca ai giochi pagine dedicate a regolamenti, verifica delle vincite e modalità di riscossione. L'app My Lotteries, dedicata solo alle lotterie, permette anche di seguire le estrazioni e controllare i biglietti.</w:t>
+        <w:t>I Gratta e Vinci online sono oltre 100, con giocate da 0,10€ a 25€. Per Lotto, 10eLotto, MillionDAY e Gratta e Vinci il sito affianca ai giochi pagine dedicate a regolamenti, verifica delle vincite e modalità di riscossione. L'app My Lotteries, dedicata alle sole lotterie, permette anche di seguire le estrazioni e controllare i biglietti.</w:t>
       </w:r>
     </w:p>
     <w:p>
@@ -2035,7 +2035,21 @@
           <w:color w:val="333333"/>
           <w:sz w:val="20"/>
         </w:rPr>
-        <w:t>Le scommesse sportive sono l'aggiunta più recente: l'operatore le ha annunciate a febbraio 2026, in modalità pre-match e live, da desktop e da mobile, con il calcio in primo piano ma non come unica disciplina. Il sito non pubblica il numero di discipline, i mercati per evento né eventuali servizi di streaming: su questi aspetti la recensione non esprime un giudizio che non potrebbe verificare.</w:t>
+        <w:t>Le scommesse sportive, prima dell'evento e live, sono state lanciate a febbraio 2026. La scheda App Store dell'app My Lotteries PLAY elenca il calcio (Serie A e B, Champions League, Europa League, Premier League, Liga, Bundesliga), basket e NBA, tennis, pallavolo, rugby, motori e ciclismo, con mercati come 1X2, risultato esatto, Goal/No Goal, Over/Under, multigol, marcatori, calci d'angolo, cartellini e scommesse a sistema.</w:t>
+      </w:r>
+    </w:p>
+    <w:p>
+      <w:pPr>
+        <w:spacing w:after="120" w:line="276" w:lineRule="auto"/>
+      </w:pPr>
+      <w:r>
+        <w:rPr>
+          <w:b w:val="0"/>
+          <w:i w:val="0"/>
+          <w:color w:val="333333"/>
+          <w:sz w:val="20"/>
+        </w:rPr>
+        <w:t>Non abbiamo verificato un conteggio completo di discipline e mercati, né la disponibilità dello streaming.</w:t>
       </w:r>
     </w:p>
     <w:p>
@@ -2103,7 +2117,7 @@
           <w:color w:val="333333"/>
           <w:sz w:val="20"/>
         </w:rPr>
-        <w:t>: la sezione comprende slot, giochi da tavolo e casinò live. Il sito non indica il numero di titoli né i fornitori.</w:t>
+        <w:t>: slot, roulette, blackjack e tavoli live con croupier. La scheda App Store parla di centinaia di slot; nelle pagine consultate non abbiamo trovato un conteggio dei titoli né l'elenco dei fornitori.</w:t>
       </w:r>
     </w:p>
     <w:p>
@@ -2126,7 +2140,7 @@
           <w:color w:val="333333"/>
           <w:sz w:val="20"/>
         </w:rPr>
-        <w:t>: titoli della tradizione italiana come Briscola, Tresette e Scopa, disponibili anche in app.</w:t>
+        <w:t>: titoli della tradizione italiana come Briscola, Tresette, Scopa, Burraco e Scala 40.</w:t>
       </w:r>
     </w:p>
     <w:p>
@@ -2153,6 +2167,20 @@
     </w:p>
     <w:p>
       <w:pPr>
+        <w:spacing w:after="120" w:line="276" w:lineRule="auto"/>
+      </w:pPr>
+      <w:r>
+        <w:rPr>
+          <w:b w:val="0"/>
+          <w:i w:val="0"/>
+          <w:color w:val="333333"/>
+          <w:sz w:val="20"/>
+        </w:rPr>
+        <w:t>Il bonus di benvenuto si sceglie nel modulo di registrazione e spetta una sola volta per persona, codice fiscale, nucleo familiare, email, numero di telefono e indirizzo IP.</w:t>
+      </w:r>
+    </w:p>
+    <w:p>
+      <w:pPr>
         <w:spacing w:before="240" w:after="160"/>
       </w:pPr>
       <w:r>
@@ -2162,7 +2190,7 @@
           <w:color w:val="0F3460"/>
           <w:sz w:val="24"/>
         </w:rPr>
-        <w:t>Bonus Benvenuto Slot e Lotterie</w:t>
+        <w:t>Benvenuto Slot, fino a 2.000€</w:t>
       </w:r>
     </w:p>
     <w:tbl>
@@ -2232,7 +2260,7 @@
                 <w:color w:val="333333"/>
                 <w:sz w:val="20"/>
               </w:rPr>
-              <w:t>100% della prima ricarica, fino a 50€: metà Fun Bonus Slot (fino a 25€), metà Real Bonus Lotterie (fino a 25€)</w:t>
+              <w:t>Fun Bonus del 200% della prima ricarica, fino a 2.000€: il massimale si raggiunge con una prima ricarica di 1.000€</w:t>
             </w:r>
           </w:p>
         </w:tc>
@@ -2329,7 +2357,7 @@
                 <w:color w:val="333333"/>
                 <w:sz w:val="20"/>
               </w:rPr>
-              <w:t>Requisito di puntata</w:t>
+              <w:t>Erogazione</w:t>
             </w:r>
           </w:p>
         </w:tc>
@@ -2358,7 +2386,7 @@
                 <w:color w:val="333333"/>
                 <w:sz w:val="20"/>
               </w:rPr>
-              <w:t>Fun Bonus Slot: 10 volte, puntata da 0,10€ a 10€, su dieci slot indicate nel regolamento. Real Bonus Lotterie: nessun requisito indicato, su Gratta e Vinci, Lotto, 10eLotto, FAI3 FAI4 e MillionDay</w:t>
+              <w:t>Cinque tranche, una ogni 48 ore, da massimo 400€ ciascuna; ogni tranche vale 2 giorni dall'attivazione</w:t>
             </w:r>
           </w:p>
         </w:tc>
@@ -2392,7 +2420,7 @@
                 <w:color w:val="333333"/>
                 <w:sz w:val="20"/>
               </w:rPr>
-              <w:t>Validità</w:t>
+              <w:t>Requisito di puntata</w:t>
             </w:r>
           </w:p>
         </w:tc>
@@ -2421,7 +2449,70 @@
                 <w:color w:val="333333"/>
                 <w:sz w:val="20"/>
               </w:rPr>
-              <w:t>Fun Bonus 2 giorni, Real Bonus 5 giorni. Iniziativa valida fino al 31/12/2026</w:t>
+              <w:t>45 volte, su dieci slot indicate nel regolamento</w:t>
+            </w:r>
+          </w:p>
+        </w:tc>
+      </w:tr>
+      <w:tr>
+        <w:trPr>
+          <w:cantSplit/>
+        </w:trPr>
+        <w:tc>
+          <w:tcPr>
+            <w:tcW w:type="dxa" w:w="2551"/>
+            <w:shd w:val="clear" w:color="auto" w:fill="F5F5F5"/>
+            <w:tcBorders>
+              <w:top w:val="single" w:sz="1" w:space="0" w:color="CCCCCC"/>
+              <w:left w:val="single" w:sz="1" w:space="0" w:color="CCCCCC"/>
+              <w:bottom w:val="single" w:sz="1" w:space="0" w:color="CCCCCC"/>
+              <w:right w:val="single" w:sz="1" w:space="0" w:color="CCCCCC"/>
+            </w:tcBorders>
+            <w:tcMar>
+              <w:top w:w="80" w:type="dxa"/>
+              <w:left w:w="120" w:type="dxa"/>
+              <w:bottom w:w="80" w:type="dxa"/>
+              <w:right w:w="120" w:type="dxa"/>
+            </w:tcMar>
+          </w:tcPr>
+          <w:p>
+            <w:r>
+              <w:rPr>
+                <w:b/>
+                <w:i w:val="0"/>
+                <w:color w:val="333333"/>
+                <w:sz w:val="20"/>
+              </w:rPr>
+              <w:t>Conversione</w:t>
+            </w:r>
+          </w:p>
+        </w:tc>
+        <w:tc>
+          <w:tcPr>
+            <w:tcW w:type="dxa" w:w="6236"/>
+            <w:shd w:val="clear" w:color="auto" w:fill="F5F5F5"/>
+            <w:tcBorders>
+              <w:top w:val="single" w:sz="1" w:space="0" w:color="CCCCCC"/>
+              <w:left w:val="single" w:sz="1" w:space="0" w:color="CCCCCC"/>
+              <w:bottom w:val="single" w:sz="1" w:space="0" w:color="CCCCCC"/>
+              <w:right w:val="single" w:sz="1" w:space="0" w:color="CCCCCC"/>
+            </w:tcBorders>
+            <w:tcMar>
+              <w:top w:w="80" w:type="dxa"/>
+              <w:left w:w="120" w:type="dxa"/>
+              <w:bottom w:w="80" w:type="dxa"/>
+              <w:right w:w="120" w:type="dxa"/>
+            </w:tcMar>
+          </w:tcPr>
+          <w:p>
+            <w:r>
+              <w:rPr>
+                <w:b w:val="0"/>
+                <w:i w:val="0"/>
+                <w:color w:val="333333"/>
+                <w:sz w:val="20"/>
+              </w:rPr>
+              <w:t>Al massimo il 50% dell'importo diventa Real Bonus Slot, accreditato entro 72 ore; va rigiocato almeno una volta sulle slot prima del prelievo ed è valido 72 ore</w:t>
             </w:r>
           </w:p>
         </w:tc>
@@ -2438,7 +2529,7 @@
           <w:color w:val="0F3460"/>
           <w:sz w:val="24"/>
         </w:rPr>
-        <w:t>Bonus Benvenuto Lotterie</w:t>
+        <w:t>Benvenuto Slot e Lotterie, fino a 50€</w:t>
       </w:r>
     </w:p>
     <w:tbl>
@@ -2508,7 +2599,7 @@
                 <w:color w:val="333333"/>
                 <w:sz w:val="20"/>
               </w:rPr>
-              <w:t>100% della prima ricarica, fino a 25€</w:t>
+              <w:t>100% della prima ricarica, fino a 50€, diviso in due quote da massimo 25€: Fun Bonus Slot e Real Bonus Lotterie. Con la ricarica minima di 20€ le quote sono 10€ + 10€</w:t>
             </w:r>
           </w:p>
         </w:tc>
@@ -2571,7 +2662,7 @@
                 <w:color w:val="333333"/>
                 <w:sz w:val="20"/>
               </w:rPr>
-              <w:t>10€, entro 7 giorni dall'apertura del conto</w:t>
+              <w:t>20€, entro 7 giorni dall'apertura del conto; le ricariche con bonifico non attivano il bonus</w:t>
             </w:r>
           </w:p>
         </w:tc>
@@ -2605,7 +2696,7 @@
                 <w:color w:val="333333"/>
                 <w:sz w:val="20"/>
               </w:rPr>
-              <w:t>Giochi</w:t>
+              <w:t>Fun Bonus Slot</w:t>
             </w:r>
           </w:p>
         </w:tc>
@@ -2634,7 +2725,7 @@
                 <w:color w:val="333333"/>
                 <w:sz w:val="20"/>
               </w:rPr>
-              <w:t>Gratta e Vinci, Lotto, 10eLotto, FAI3 FAI4, MillionDay, SuperEnalotto, Win for Life, Eurojackpot, VinciCasa, SiVinceTutto e Play Your Date</w:t>
+              <w:t>Da giocare 10 volte entro 2 giorni, con puntate da 0,10€ a 10€ su dieci slot indicate; si converte fino al 100% in Real Bonus Slot, da rigiocare almeno una volta prima del prelievo, valido 5 giorni</w:t>
             </w:r>
           </w:p>
         </w:tc>
@@ -2668,7 +2759,7 @@
                 <w:color w:val="333333"/>
                 <w:sz w:val="20"/>
               </w:rPr>
-              <w:t>Validità</w:t>
+              <w:t>Real Bonus Lotterie</w:t>
             </w:r>
           </w:p>
         </w:tc>
@@ -2697,7 +2788,7 @@
                 <w:color w:val="333333"/>
                 <w:sz w:val="20"/>
               </w:rPr>
-              <w:t>5 giorni dall'accredito. Iniziativa valida fino al 31/12/2026</w:t>
+              <w:t>Su Gratta e Vinci, Lotto, 10eLotto, FAI3 FAI4 e MillionDAY, valido 5 giorni</w:t>
             </w:r>
           </w:p>
         </w:tc>
@@ -2714,7 +2805,7 @@
           <w:color w:val="0F3460"/>
           <w:sz w:val="24"/>
         </w:rPr>
-        <w:t>Bonus Benvenuto Lotterie in Ricevitoria</w:t>
+        <w:t>Benvenuto Lotterie, fino a 25€</w:t>
       </w:r>
     </w:p>
     <w:tbl>
@@ -2784,7 +2875,7 @@
                 <w:color w:val="333333"/>
                 <w:sz w:val="20"/>
               </w:rPr>
-              <w:t>100% della prima ricarica, fino a 30€, per chi apre il conto in un punto vendita</w:t>
+              <w:t>Real Bonus Lotterie del 100% della prima ricarica, fino a 25€</w:t>
             </w:r>
           </w:p>
         </w:tc>
@@ -2847,7 +2938,7 @@
                 <w:color w:val="333333"/>
                 <w:sz w:val="20"/>
               </w:rPr>
-              <w:t>10€, entro 7 giorni dalla registrazione</w:t>
+              <w:t>10€, entro 7 giorni dall'apertura del conto; le ricariche con bonifico non attivano il bonus</w:t>
             </w:r>
           </w:p>
         </w:tc>
@@ -2910,7 +3001,7 @@
                 <w:color w:val="333333"/>
                 <w:sz w:val="20"/>
               </w:rPr>
-              <w:t>Gratta e Vinci, Lotto, 10eLotto, FAI3 FAI4, MillionDay e SuperEnalotto online</w:t>
+              <w:t>Gratta e Vinci, Lotto, 10eLotto, FAI3 FAI4, MillionDAY, SuperEnalotto, Super Win for Life, Eurojackpot, Win for Life Classico, VinciCasa, SiVinceTutto e Play Your Date</w:t>
             </w:r>
           </w:p>
         </w:tc>
@@ -2973,12 +3064,576 @@
                 <w:color w:val="333333"/>
                 <w:sz w:val="20"/>
               </w:rPr>
-              <w:t>5 giorni dall'attivazione. Iniziativa valida fino al 31/12/2026</w:t>
+              <w:t>5 giorni, poi l'importo non usato viene stornato</w:t>
             </w:r>
           </w:p>
         </w:tc>
       </w:tr>
     </w:tbl>
+    <w:p>
+      <w:pPr>
+        <w:spacing w:before="240" w:after="160"/>
+      </w:pPr>
+      <w:r>
+        <w:rPr>
+          <w:b/>
+          <w:i w:val="0"/>
+          <w:color w:val="0F3460"/>
+          <w:sz w:val="24"/>
+        </w:rPr>
+        <w:t>Benvenuto in ricevitoria</w:t>
+      </w:r>
+    </w:p>
+    <w:tbl>
+      <w:tblPr>
+        <w:tblW w:type="auto" w:w="0"/>
+        <w:tblLook w:firstColumn="1" w:firstRow="1" w:lastColumn="0" w:lastRow="0" w:noHBand="0" w:noVBand="1" w:val="04A0"/>
+      </w:tblPr>
+      <w:tblGrid>
+        <w:gridCol w:w="2256"/>
+        <w:gridCol w:w="2256"/>
+        <w:gridCol w:w="2256"/>
+        <w:gridCol w:w="2256"/>
+      </w:tblGrid>
+      <w:tr>
+        <w:trPr>
+          <w:cantSplit/>
+        </w:trPr>
+        <w:tc>
+          <w:tcPr>
+            <w:tcW w:type="dxa" w:w="2197"/>
+            <w:shd w:val="clear" w:color="auto" w:fill="1A1A2E"/>
+            <w:tcBorders>
+              <w:top w:val="single" w:sz="1" w:space="0" w:color="CCCCCC"/>
+              <w:left w:val="single" w:sz="1" w:space="0" w:color="CCCCCC"/>
+              <w:bottom w:val="single" w:sz="1" w:space="0" w:color="CCCCCC"/>
+              <w:right w:val="single" w:sz="1" w:space="0" w:color="CCCCCC"/>
+            </w:tcBorders>
+            <w:tcMar>
+              <w:top w:w="80" w:type="dxa"/>
+              <w:left w:w="120" w:type="dxa"/>
+              <w:bottom w:w="80" w:type="dxa"/>
+              <w:right w:w="120" w:type="dxa"/>
+            </w:tcMar>
+          </w:tcPr>
+          <w:p>
+            <w:pPr>
+              <w:jc w:val="center"/>
+            </w:pPr>
+            <w:r>
+              <w:rPr>
+                <w:b/>
+                <w:i w:val="0"/>
+                <w:color w:val="FFFFFF"/>
+                <w:sz w:val="20"/>
+              </w:rPr>
+              <w:t>Offerta</w:t>
+            </w:r>
+          </w:p>
+        </w:tc>
+        <w:tc>
+          <w:tcPr>
+            <w:tcW w:type="dxa" w:w="2197"/>
+            <w:shd w:val="clear" w:color="auto" w:fill="1A1A2E"/>
+            <w:tcBorders>
+              <w:top w:val="single" w:sz="1" w:space="0" w:color="CCCCCC"/>
+              <w:left w:val="single" w:sz="1" w:space="0" w:color="CCCCCC"/>
+              <w:bottom w:val="single" w:sz="1" w:space="0" w:color="CCCCCC"/>
+              <w:right w:val="single" w:sz="1" w:space="0" w:color="CCCCCC"/>
+            </w:tcBorders>
+            <w:tcMar>
+              <w:top w:w="80" w:type="dxa"/>
+              <w:left w:w="120" w:type="dxa"/>
+              <w:bottom w:w="80" w:type="dxa"/>
+              <w:right w:w="120" w:type="dxa"/>
+            </w:tcMar>
+          </w:tcPr>
+          <w:p>
+            <w:pPr>
+              <w:jc w:val="center"/>
+            </w:pPr>
+            <w:r>
+              <w:rPr>
+                <w:b/>
+                <w:i w:val="0"/>
+                <w:color w:val="FFFFFF"/>
+                <w:sz w:val="20"/>
+              </w:rPr>
+              <w:t>Bonus</w:t>
+            </w:r>
+          </w:p>
+        </w:tc>
+        <w:tc>
+          <w:tcPr>
+            <w:tcW w:type="dxa" w:w="2197"/>
+            <w:shd w:val="clear" w:color="auto" w:fill="1A1A2E"/>
+            <w:tcBorders>
+              <w:top w:val="single" w:sz="1" w:space="0" w:color="CCCCCC"/>
+              <w:left w:val="single" w:sz="1" w:space="0" w:color="CCCCCC"/>
+              <w:bottom w:val="single" w:sz="1" w:space="0" w:color="CCCCCC"/>
+              <w:right w:val="single" w:sz="1" w:space="0" w:color="CCCCCC"/>
+            </w:tcBorders>
+            <w:tcMar>
+              <w:top w:w="80" w:type="dxa"/>
+              <w:left w:w="120" w:type="dxa"/>
+              <w:bottom w:w="80" w:type="dxa"/>
+              <w:right w:w="120" w:type="dxa"/>
+            </w:tcMar>
+          </w:tcPr>
+          <w:p>
+            <w:pPr>
+              <w:jc w:val="center"/>
+            </w:pPr>
+            <w:r>
+              <w:rPr>
+                <w:b/>
+                <w:i w:val="0"/>
+                <w:color w:val="FFFFFF"/>
+                <w:sz w:val="20"/>
+              </w:rPr>
+              <w:t>Ricarica minima</w:t>
+            </w:r>
+          </w:p>
+        </w:tc>
+        <w:tc>
+          <w:tcPr>
+            <w:tcW w:type="dxa" w:w="2197"/>
+            <w:shd w:val="clear" w:color="auto" w:fill="1A1A2E"/>
+            <w:tcBorders>
+              <w:top w:val="single" w:sz="1" w:space="0" w:color="CCCCCC"/>
+              <w:left w:val="single" w:sz="1" w:space="0" w:color="CCCCCC"/>
+              <w:bottom w:val="single" w:sz="1" w:space="0" w:color="CCCCCC"/>
+              <w:right w:val="single" w:sz="1" w:space="0" w:color="CCCCCC"/>
+            </w:tcBorders>
+            <w:tcMar>
+              <w:top w:w="80" w:type="dxa"/>
+              <w:left w:w="120" w:type="dxa"/>
+              <w:bottom w:w="80" w:type="dxa"/>
+              <w:right w:w="120" w:type="dxa"/>
+            </w:tcMar>
+          </w:tcPr>
+          <w:p>
+            <w:pPr>
+              <w:jc w:val="center"/>
+            </w:pPr>
+            <w:r>
+              <w:rPr>
+                <w:b/>
+                <w:i w:val="0"/>
+                <w:color w:val="FFFFFF"/>
+                <w:sz w:val="20"/>
+              </w:rPr>
+              <w:t>Requisito</w:t>
+            </w:r>
+          </w:p>
+        </w:tc>
+      </w:tr>
+      <w:tr>
+        <w:trPr>
+          <w:cantSplit/>
+        </w:trPr>
+        <w:tc>
+          <w:tcPr>
+            <w:tcW w:type="dxa" w:w="2197"/>
+            <w:shd w:val="clear" w:color="auto" w:fill="F5F5F5"/>
+            <w:tcBorders>
+              <w:top w:val="single" w:sz="1" w:space="0" w:color="CCCCCC"/>
+              <w:left w:val="single" w:sz="1" w:space="0" w:color="CCCCCC"/>
+              <w:bottom w:val="single" w:sz="1" w:space="0" w:color="CCCCCC"/>
+              <w:right w:val="single" w:sz="1" w:space="0" w:color="CCCCCC"/>
+            </w:tcBorders>
+            <w:tcMar>
+              <w:top w:w="80" w:type="dxa"/>
+              <w:left w:w="120" w:type="dxa"/>
+              <w:bottom w:w="80" w:type="dxa"/>
+              <w:right w:w="120" w:type="dxa"/>
+            </w:tcMar>
+          </w:tcPr>
+          <w:p>
+            <w:r>
+              <w:rPr>
+                <w:b/>
+                <w:i w:val="0"/>
+                <w:color w:val="333333"/>
+                <w:sz w:val="20"/>
+              </w:rPr>
+              <w:t>Slot</w:t>
+            </w:r>
+          </w:p>
+        </w:tc>
+        <w:tc>
+          <w:tcPr>
+            <w:tcW w:type="dxa" w:w="2197"/>
+            <w:shd w:val="clear" w:color="auto" w:fill="F5F5F5"/>
+            <w:tcBorders>
+              <w:top w:val="single" w:sz="1" w:space="0" w:color="CCCCCC"/>
+              <w:left w:val="single" w:sz="1" w:space="0" w:color="CCCCCC"/>
+              <w:bottom w:val="single" w:sz="1" w:space="0" w:color="CCCCCC"/>
+              <w:right w:val="single" w:sz="1" w:space="0" w:color="CCCCCC"/>
+            </w:tcBorders>
+            <w:tcMar>
+              <w:top w:w="80" w:type="dxa"/>
+              <w:left w:w="120" w:type="dxa"/>
+              <w:bottom w:w="80" w:type="dxa"/>
+              <w:right w:w="120" w:type="dxa"/>
+            </w:tcMar>
+          </w:tcPr>
+          <w:p>
+            <w:r>
+              <w:rPr>
+                <w:b w:val="0"/>
+                <w:i w:val="0"/>
+                <w:color w:val="333333"/>
+                <w:sz w:val="20"/>
+              </w:rPr>
+              <w:t>50% fino a 20€</w:t>
+            </w:r>
+          </w:p>
+        </w:tc>
+        <w:tc>
+          <w:tcPr>
+            <w:tcW w:type="dxa" w:w="2197"/>
+            <w:shd w:val="clear" w:color="auto" w:fill="F5F5F5"/>
+            <w:tcBorders>
+              <w:top w:val="single" w:sz="1" w:space="0" w:color="CCCCCC"/>
+              <w:left w:val="single" w:sz="1" w:space="0" w:color="CCCCCC"/>
+              <w:bottom w:val="single" w:sz="1" w:space="0" w:color="CCCCCC"/>
+              <w:right w:val="single" w:sz="1" w:space="0" w:color="CCCCCC"/>
+            </w:tcBorders>
+            <w:tcMar>
+              <w:top w:w="80" w:type="dxa"/>
+              <w:left w:w="120" w:type="dxa"/>
+              <w:bottom w:w="80" w:type="dxa"/>
+              <w:right w:w="120" w:type="dxa"/>
+            </w:tcMar>
+          </w:tcPr>
+          <w:p>
+            <w:r>
+              <w:rPr>
+                <w:b w:val="0"/>
+                <w:i w:val="0"/>
+                <w:color w:val="333333"/>
+                <w:sz w:val="20"/>
+              </w:rPr>
+              <w:t>20€</w:t>
+            </w:r>
+          </w:p>
+        </w:tc>
+        <w:tc>
+          <w:tcPr>
+            <w:tcW w:type="dxa" w:w="2197"/>
+            <w:shd w:val="clear" w:color="auto" w:fill="F5F5F5"/>
+            <w:tcBorders>
+              <w:top w:val="single" w:sz="1" w:space="0" w:color="CCCCCC"/>
+              <w:left w:val="single" w:sz="1" w:space="0" w:color="CCCCCC"/>
+              <w:bottom w:val="single" w:sz="1" w:space="0" w:color="CCCCCC"/>
+              <w:right w:val="single" w:sz="1" w:space="0" w:color="CCCCCC"/>
+            </w:tcBorders>
+            <w:tcMar>
+              <w:top w:w="80" w:type="dxa"/>
+              <w:left w:w="120" w:type="dxa"/>
+              <w:bottom w:w="80" w:type="dxa"/>
+              <w:right w:w="120" w:type="dxa"/>
+            </w:tcMar>
+          </w:tcPr>
+          <w:p>
+            <w:r>
+              <w:rPr>
+                <w:b w:val="0"/>
+                <w:i w:val="0"/>
+                <w:color w:val="333333"/>
+                <w:sz w:val="20"/>
+              </w:rPr>
+              <w:t>Da rigiocare per intero almeno una volta prima del prelievo</w:t>
+            </w:r>
+          </w:p>
+        </w:tc>
+      </w:tr>
+      <w:tr>
+        <w:trPr>
+          <w:cantSplit/>
+        </w:trPr>
+        <w:tc>
+          <w:tcPr>
+            <w:tcW w:type="dxa" w:w="2197"/>
+            <w:shd w:val="clear" w:color="auto" w:fill="FFFFFF"/>
+            <w:tcBorders>
+              <w:top w:val="single" w:sz="1" w:space="0" w:color="CCCCCC"/>
+              <w:left w:val="single" w:sz="1" w:space="0" w:color="CCCCCC"/>
+              <w:bottom w:val="single" w:sz="1" w:space="0" w:color="CCCCCC"/>
+              <w:right w:val="single" w:sz="1" w:space="0" w:color="CCCCCC"/>
+            </w:tcBorders>
+            <w:tcMar>
+              <w:top w:w="80" w:type="dxa"/>
+              <w:left w:w="120" w:type="dxa"/>
+              <w:bottom w:w="80" w:type="dxa"/>
+              <w:right w:w="120" w:type="dxa"/>
+            </w:tcMar>
+          </w:tcPr>
+          <w:p>
+            <w:r>
+              <w:rPr>
+                <w:b/>
+                <w:i w:val="0"/>
+                <w:color w:val="333333"/>
+                <w:sz w:val="20"/>
+              </w:rPr>
+              <w:t>Lotterie</w:t>
+            </w:r>
+          </w:p>
+        </w:tc>
+        <w:tc>
+          <w:tcPr>
+            <w:tcW w:type="dxa" w:w="2197"/>
+            <w:shd w:val="clear" w:color="auto" w:fill="FFFFFF"/>
+            <w:tcBorders>
+              <w:top w:val="single" w:sz="1" w:space="0" w:color="CCCCCC"/>
+              <w:left w:val="single" w:sz="1" w:space="0" w:color="CCCCCC"/>
+              <w:bottom w:val="single" w:sz="1" w:space="0" w:color="CCCCCC"/>
+              <w:right w:val="single" w:sz="1" w:space="0" w:color="CCCCCC"/>
+            </w:tcBorders>
+            <w:tcMar>
+              <w:top w:w="80" w:type="dxa"/>
+              <w:left w:w="120" w:type="dxa"/>
+              <w:bottom w:w="80" w:type="dxa"/>
+              <w:right w:w="120" w:type="dxa"/>
+            </w:tcMar>
+          </w:tcPr>
+          <w:p>
+            <w:r>
+              <w:rPr>
+                <w:b w:val="0"/>
+                <w:i w:val="0"/>
+                <w:color w:val="333333"/>
+                <w:sz w:val="20"/>
+              </w:rPr>
+              <w:t>100% fino a 30€</w:t>
+            </w:r>
+          </w:p>
+        </w:tc>
+        <w:tc>
+          <w:tcPr>
+            <w:tcW w:type="dxa" w:w="2197"/>
+            <w:shd w:val="clear" w:color="auto" w:fill="FFFFFF"/>
+            <w:tcBorders>
+              <w:top w:val="single" w:sz="1" w:space="0" w:color="CCCCCC"/>
+              <w:left w:val="single" w:sz="1" w:space="0" w:color="CCCCCC"/>
+              <w:bottom w:val="single" w:sz="1" w:space="0" w:color="CCCCCC"/>
+              <w:right w:val="single" w:sz="1" w:space="0" w:color="CCCCCC"/>
+            </w:tcBorders>
+            <w:tcMar>
+              <w:top w:w="80" w:type="dxa"/>
+              <w:left w:w="120" w:type="dxa"/>
+              <w:bottom w:w="80" w:type="dxa"/>
+              <w:right w:w="120" w:type="dxa"/>
+            </w:tcMar>
+          </w:tcPr>
+          <w:p>
+            <w:r>
+              <w:rPr>
+                <w:b w:val="0"/>
+                <w:i w:val="0"/>
+                <w:color w:val="333333"/>
+                <w:sz w:val="20"/>
+              </w:rPr>
+              <w:t>10€</w:t>
+            </w:r>
+          </w:p>
+        </w:tc>
+        <w:tc>
+          <w:tcPr>
+            <w:tcW w:type="dxa" w:w="2197"/>
+            <w:shd w:val="clear" w:color="auto" w:fill="FFFFFF"/>
+            <w:tcBorders>
+              <w:top w:val="single" w:sz="1" w:space="0" w:color="CCCCCC"/>
+              <w:left w:val="single" w:sz="1" w:space="0" w:color="CCCCCC"/>
+              <w:bottom w:val="single" w:sz="1" w:space="0" w:color="CCCCCC"/>
+              <w:right w:val="single" w:sz="1" w:space="0" w:color="CCCCCC"/>
+            </w:tcBorders>
+            <w:tcMar>
+              <w:top w:w="80" w:type="dxa"/>
+              <w:left w:w="120" w:type="dxa"/>
+              <w:bottom w:w="80" w:type="dxa"/>
+              <w:right w:w="120" w:type="dxa"/>
+            </w:tcMar>
+          </w:tcPr>
+          <w:p>
+            <w:r>
+              <w:rPr>
+                <w:b w:val="0"/>
+                <w:i w:val="0"/>
+                <w:color w:val="333333"/>
+                <w:sz w:val="20"/>
+              </w:rPr>
+              <w:t>Da rigiocare per intero almeno una volta prima del prelievo di eventuali vincite</w:t>
+            </w:r>
+          </w:p>
+        </w:tc>
+      </w:tr>
+      <w:tr>
+        <w:trPr>
+          <w:cantSplit/>
+        </w:trPr>
+        <w:tc>
+          <w:tcPr>
+            <w:tcW w:type="dxa" w:w="2197"/>
+            <w:shd w:val="clear" w:color="auto" w:fill="F5F5F5"/>
+            <w:tcBorders>
+              <w:top w:val="single" w:sz="1" w:space="0" w:color="CCCCCC"/>
+              <w:left w:val="single" w:sz="1" w:space="0" w:color="CCCCCC"/>
+              <w:bottom w:val="single" w:sz="1" w:space="0" w:color="CCCCCC"/>
+              <w:right w:val="single" w:sz="1" w:space="0" w:color="CCCCCC"/>
+            </w:tcBorders>
+            <w:tcMar>
+              <w:top w:w="80" w:type="dxa"/>
+              <w:left w:w="120" w:type="dxa"/>
+              <w:bottom w:w="80" w:type="dxa"/>
+              <w:right w:w="120" w:type="dxa"/>
+            </w:tcMar>
+          </w:tcPr>
+          <w:p>
+            <w:r>
+              <w:rPr>
+                <w:b/>
+                <w:i w:val="0"/>
+                <w:color w:val="333333"/>
+                <w:sz w:val="20"/>
+              </w:rPr>
+              <w:t>Slot e Lotterie</w:t>
+            </w:r>
+          </w:p>
+        </w:tc>
+        <w:tc>
+          <w:tcPr>
+            <w:tcW w:type="dxa" w:w="2197"/>
+            <w:shd w:val="clear" w:color="auto" w:fill="F5F5F5"/>
+            <w:tcBorders>
+              <w:top w:val="single" w:sz="1" w:space="0" w:color="CCCCCC"/>
+              <w:left w:val="single" w:sz="1" w:space="0" w:color="CCCCCC"/>
+              <w:bottom w:val="single" w:sz="1" w:space="0" w:color="CCCCCC"/>
+              <w:right w:val="single" w:sz="1" w:space="0" w:color="CCCCCC"/>
+            </w:tcBorders>
+            <w:tcMar>
+              <w:top w:w="80" w:type="dxa"/>
+              <w:left w:w="120" w:type="dxa"/>
+              <w:bottom w:w="80" w:type="dxa"/>
+              <w:right w:w="120" w:type="dxa"/>
+            </w:tcMar>
+          </w:tcPr>
+          <w:p>
+            <w:r>
+              <w:rPr>
+                <w:b w:val="0"/>
+                <w:i w:val="0"/>
+                <w:color w:val="333333"/>
+                <w:sz w:val="20"/>
+              </w:rPr>
+              <w:t>50% fino a 40€, diviso in due quote da massimo 20€</w:t>
+            </w:r>
+          </w:p>
+        </w:tc>
+        <w:tc>
+          <w:tcPr>
+            <w:tcW w:type="dxa" w:w="2197"/>
+            <w:shd w:val="clear" w:color="auto" w:fill="F5F5F5"/>
+            <w:tcBorders>
+              <w:top w:val="single" w:sz="1" w:space="0" w:color="CCCCCC"/>
+              <w:left w:val="single" w:sz="1" w:space="0" w:color="CCCCCC"/>
+              <w:bottom w:val="single" w:sz="1" w:space="0" w:color="CCCCCC"/>
+              <w:right w:val="single" w:sz="1" w:space="0" w:color="CCCCCC"/>
+            </w:tcBorders>
+            <w:tcMar>
+              <w:top w:w="80" w:type="dxa"/>
+              <w:left w:w="120" w:type="dxa"/>
+              <w:bottom w:w="80" w:type="dxa"/>
+              <w:right w:w="120" w:type="dxa"/>
+            </w:tcMar>
+          </w:tcPr>
+          <w:p>
+            <w:r>
+              <w:rPr>
+                <w:b w:val="0"/>
+                <w:i w:val="0"/>
+                <w:color w:val="333333"/>
+                <w:sz w:val="20"/>
+              </w:rPr>
+              <w:t>20€</w:t>
+            </w:r>
+          </w:p>
+        </w:tc>
+        <w:tc>
+          <w:tcPr>
+            <w:tcW w:type="dxa" w:w="2197"/>
+            <w:shd w:val="clear" w:color="auto" w:fill="F5F5F5"/>
+            <w:tcBorders>
+              <w:top w:val="single" w:sz="1" w:space="0" w:color="CCCCCC"/>
+              <w:left w:val="single" w:sz="1" w:space="0" w:color="CCCCCC"/>
+              <w:bottom w:val="single" w:sz="1" w:space="0" w:color="CCCCCC"/>
+              <w:right w:val="single" w:sz="1" w:space="0" w:color="CCCCCC"/>
+            </w:tcBorders>
+            <w:tcMar>
+              <w:top w:w="80" w:type="dxa"/>
+              <w:left w:w="120" w:type="dxa"/>
+              <w:bottom w:w="80" w:type="dxa"/>
+              <w:right w:w="120" w:type="dxa"/>
+            </w:tcMar>
+          </w:tcPr>
+          <w:p>
+            <w:r>
+              <w:rPr>
+                <w:b w:val="0"/>
+                <w:i w:val="0"/>
+                <w:color w:val="333333"/>
+                <w:sz w:val="20"/>
+              </w:rPr>
+              <w:t>Da rigiocare per intero almeno una volta prima del prelievo</w:t>
+            </w:r>
+          </w:p>
+        </w:tc>
+      </w:tr>
+    </w:tbl>
+    <w:p>
+      <w:pPr>
+        <w:spacing w:after="120" w:line="276" w:lineRule="auto"/>
+      </w:pPr>
+      <w:r>
+        <w:rPr>
+          <w:b w:val="0"/>
+          <w:i w:val="0"/>
+          <w:color w:val="333333"/>
+          <w:sz w:val="18"/>
+        </w:rPr>
+        <w:t>Offerte riservate a chi apre il conto in uno dei punti vendita aderenti, con prima ricarica entro 7 giorni; ogni bonus vale 5 giorni dall'attivazione.</w:t>
+      </w:r>
+    </w:p>
+    <w:p>
+      <w:pPr>
+        <w:spacing w:before="240" w:after="160"/>
+      </w:pPr>
+      <w:r>
+        <w:rPr>
+          <w:b/>
+          <w:i w:val="0"/>
+          <w:color w:val="0F3460"/>
+          <w:sz w:val="24"/>
+        </w:rPr>
+        <w:t>Bonus Multipla (scommesse sportive)</w:t>
+      </w:r>
+    </w:p>
+    <w:p>
+      <w:pPr>
+        <w:spacing w:after="120" w:line="276" w:lineRule="auto"/>
+      </w:pPr>
+      <w:r>
+        <w:rPr>
+          <w:b w:val="0"/>
+          <w:i w:val="0"/>
+          <w:color w:val="333333"/>
+          <w:sz w:val="20"/>
+        </w:rPr>
+        <w:t>Aggiunge alla vincita delle multiple con almeno 4 eventi a quota minima 1,25 una percentuale che cresce con il numero di eventi, dal 3% con 4 eventi fino al 650% con 30. Promozione valida fino al 31/12/2026.</w:t>
+      </w:r>
+    </w:p>
     <w:tbl>
       <w:tblPr>
         <w:tblW w:type="auto" w:w="0"/>
@@ -3025,7 +3680,7 @@
                 <w:color w:val="333333"/>
                 <w:sz w:val="20"/>
               </w:rPr>
-              <w:t>Le ricariche con bonifico bancario non attivano i bonus. I bonus non sono prelevabili né convertibili in denaro. Condizioni verificate il 28/09/2026 sulle pagine ufficiali dell'operatore e soggette a cambiamento: verificare sempre i T&amp;C aggiornati prima dell'attivazione.</w:t>
+              <w:t>I bonus non sono prelevabili né convertibili in denaro in modo diretto: si usano per giocare, secondo le condizioni di ciascun regolamento. Le offerte di benvenuto online sono valide fino al 31/12/2026. Condizioni verificate il 29/09/2026 sulle pagine ufficiali dell'operatore e soggette a cambiamento: verificare sempre i T&amp;C aggiornati prima dell'attivazione.</w:t>
             </w:r>
           </w:p>
         </w:tc>
@@ -3073,7 +3728,7 @@
           <w:color w:val="333333"/>
           <w:sz w:val="20"/>
         </w:rPr>
-        <w:t>: due strade, la registrazione veloce con la foto del documento, che compila i dati in automatico, oppure quella manuale in sei passaggi (dati personali, accesso e contatti, bonus, limite di ricarica settimanale, condizioni, conferma). Documenti accettati: carta d'identità, passaporto, patente. Il documento va caricato subito: se entro 48 ore non risulta valido, il conto viene sospeso fino al caricamento di un documento corretto.</w:t>
+        <w:t>: due strade, la registrazione veloce con la foto del documento, che compila i dati in automatico, oppure quella manuale. Documenti accettati: carta d'identità, passaporto, patente. Il documento va caricato insieme alla registrazione: se entro 2 giorni non risulta valido, il conto viene sospeso fino al caricamento di un documento corretto, e senza conto validato non si possono prelevare le vincite.</w:t>
       </w:r>
     </w:p>
     <w:p>
@@ -3096,7 +3751,7 @@
           <w:color w:val="333333"/>
           <w:sz w:val="20"/>
         </w:rPr>
-        <w:t>: maggiore età, residenza in Italia, codice fiscale, email e numero di cellulare italiano per la verifica via OTP. Il conto si può aprire anche in un punto vendita aderente, con un bonus di benvenuto dedicato.</w:t>
+        <w:t>: maggiore età, codice fiscale, email e numero di cellulare per la verifica via OTP. Il conto si può aprire anche in un punto vendita aderente, con le offerte di benvenuto dedicate.</w:t>
       </w:r>
     </w:p>
     <w:p>
@@ -3261,7 +3916,7 @@
                 <w:color w:val="333333"/>
                 <w:sz w:val="20"/>
               </w:rPr>
-              <w:t>Carte Visa / Mastercard</w:t>
+              <w:t>Carte di credito e debito</w:t>
             </w:r>
           </w:p>
         </w:tc>
@@ -3290,7 +3945,7 @@
                 <w:color w:val="333333"/>
                 <w:sz w:val="20"/>
               </w:rPr>
-              <w:t>Sì, senza costi, accredito immediato</w:t>
+              <w:t>Da 10€ a 1.000€ per operazione, senza costi, accredito immediato</w:t>
             </w:r>
           </w:p>
         </w:tc>
@@ -3382,7 +4037,7 @@
                 <w:color w:val="333333"/>
                 <w:sz w:val="20"/>
               </w:rPr>
-              <w:t>Sì</w:t>
+              <w:t>Da 10€ a 950€ per operazione, senza costi, accredito immediato</w:t>
             </w:r>
           </w:p>
         </w:tc>
@@ -3474,7 +4129,7 @@
                 <w:color w:val="333333"/>
                 <w:sz w:val="20"/>
               </w:rPr>
-              <w:t>Sì, accredito in 2 o 3 giorni lavorativi (non attiva i bonus)</w:t>
+              <w:t>Nessun minimo né massimo indicato, spese bancarie, accredito in 2 o 3 giorni lavorativi</w:t>
             </w:r>
           </w:p>
         </w:tc>
@@ -3508,190 +4163,6 @@
           </w:p>
         </w:tc>
       </w:tr>
-      <w:tr>
-        <w:trPr>
-          <w:cantSplit/>
-        </w:trPr>
-        <w:tc>
-          <w:tcPr>
-            <w:tcW w:type="dxa" w:w="2929"/>
-            <w:shd w:val="clear" w:color="auto" w:fill="FFFFFF"/>
-            <w:tcBorders>
-              <w:top w:val="single" w:sz="1" w:space="0" w:color="CCCCCC"/>
-              <w:left w:val="single" w:sz="1" w:space="0" w:color="CCCCCC"/>
-              <w:bottom w:val="single" w:sz="1" w:space="0" w:color="CCCCCC"/>
-              <w:right w:val="single" w:sz="1" w:space="0" w:color="CCCCCC"/>
-            </w:tcBorders>
-            <w:tcMar>
-              <w:top w:w="80" w:type="dxa"/>
-              <w:left w:w="120" w:type="dxa"/>
-              <w:bottom w:w="80" w:type="dxa"/>
-              <w:right w:w="120" w:type="dxa"/>
-            </w:tcMar>
-          </w:tcPr>
-          <w:p>
-            <w:r>
-              <w:rPr>
-                <w:b/>
-                <w:i w:val="0"/>
-                <w:color w:val="333333"/>
-                <w:sz w:val="20"/>
-              </w:rPr>
-              <w:t>MyBank</w:t>
-            </w:r>
-          </w:p>
-        </w:tc>
-        <w:tc>
-          <w:tcPr>
-            <w:tcW w:type="dxa" w:w="2929"/>
-            <w:shd w:val="clear" w:color="auto" w:fill="FFFFFF"/>
-            <w:tcBorders>
-              <w:top w:val="single" w:sz="1" w:space="0" w:color="CCCCCC"/>
-              <w:left w:val="single" w:sz="1" w:space="0" w:color="CCCCCC"/>
-              <w:bottom w:val="single" w:sz="1" w:space="0" w:color="CCCCCC"/>
-              <w:right w:val="single" w:sz="1" w:space="0" w:color="CCCCCC"/>
-            </w:tcBorders>
-            <w:tcMar>
-              <w:top w:w="80" w:type="dxa"/>
-              <w:left w:w="120" w:type="dxa"/>
-              <w:bottom w:w="80" w:type="dxa"/>
-              <w:right w:w="120" w:type="dxa"/>
-            </w:tcMar>
-          </w:tcPr>
-          <w:p>
-            <w:r>
-              <w:rPr>
-                <w:b w:val="0"/>
-                <w:i w:val="0"/>
-                <w:color w:val="333333"/>
-                <w:sz w:val="20"/>
-              </w:rPr>
-              <w:t>Sì</w:t>
-            </w:r>
-          </w:p>
-        </w:tc>
-        <w:tc>
-          <w:tcPr>
-            <w:tcW w:type="dxa" w:w="2929"/>
-            <w:shd w:val="clear" w:color="auto" w:fill="FFFFFF"/>
-            <w:tcBorders>
-              <w:top w:val="single" w:sz="1" w:space="0" w:color="CCCCCC"/>
-              <w:left w:val="single" w:sz="1" w:space="0" w:color="CCCCCC"/>
-              <w:bottom w:val="single" w:sz="1" w:space="0" w:color="CCCCCC"/>
-              <w:right w:val="single" w:sz="1" w:space="0" w:color="CCCCCC"/>
-            </w:tcBorders>
-            <w:tcMar>
-              <w:top w:w="80" w:type="dxa"/>
-              <w:left w:w="120" w:type="dxa"/>
-              <w:bottom w:w="80" w:type="dxa"/>
-              <w:right w:w="120" w:type="dxa"/>
-            </w:tcMar>
-          </w:tcPr>
-          <w:p>
-            <w:r>
-              <w:rPr>
-                <w:b w:val="0"/>
-                <w:i w:val="0"/>
-                <w:color w:val="333333"/>
-                <w:sz w:val="20"/>
-              </w:rPr>
-              <w:t>Non indicato tra i metodi di prelievo</w:t>
-            </w:r>
-          </w:p>
-        </w:tc>
-      </w:tr>
-      <w:tr>
-        <w:trPr>
-          <w:cantSplit/>
-        </w:trPr>
-        <w:tc>
-          <w:tcPr>
-            <w:tcW w:type="dxa" w:w="2929"/>
-            <w:shd w:val="clear" w:color="auto" w:fill="F5F5F5"/>
-            <w:tcBorders>
-              <w:top w:val="single" w:sz="1" w:space="0" w:color="CCCCCC"/>
-              <w:left w:val="single" w:sz="1" w:space="0" w:color="CCCCCC"/>
-              <w:bottom w:val="single" w:sz="1" w:space="0" w:color="CCCCCC"/>
-              <w:right w:val="single" w:sz="1" w:space="0" w:color="CCCCCC"/>
-            </w:tcBorders>
-            <w:tcMar>
-              <w:top w:w="80" w:type="dxa"/>
-              <w:left w:w="120" w:type="dxa"/>
-              <w:bottom w:w="80" w:type="dxa"/>
-              <w:right w:w="120" w:type="dxa"/>
-            </w:tcMar>
-          </w:tcPr>
-          <w:p>
-            <w:r>
-              <w:rPr>
-                <w:b/>
-                <w:i w:val="0"/>
-                <w:color w:val="333333"/>
-                <w:sz w:val="20"/>
-              </w:rPr>
-              <w:t>OnShop (punti LIS Carica)</w:t>
-            </w:r>
-          </w:p>
-        </w:tc>
-        <w:tc>
-          <w:tcPr>
-            <w:tcW w:type="dxa" w:w="2929"/>
-            <w:shd w:val="clear" w:color="auto" w:fill="F5F5F5"/>
-            <w:tcBorders>
-              <w:top w:val="single" w:sz="1" w:space="0" w:color="CCCCCC"/>
-              <w:left w:val="single" w:sz="1" w:space="0" w:color="CCCCCC"/>
-              <w:bottom w:val="single" w:sz="1" w:space="0" w:color="CCCCCC"/>
-              <w:right w:val="single" w:sz="1" w:space="0" w:color="CCCCCC"/>
-            </w:tcBorders>
-            <w:tcMar>
-              <w:top w:w="80" w:type="dxa"/>
-              <w:left w:w="120" w:type="dxa"/>
-              <w:bottom w:w="80" w:type="dxa"/>
-              <w:right w:w="120" w:type="dxa"/>
-            </w:tcMar>
-          </w:tcPr>
-          <w:p>
-            <w:r>
-              <w:rPr>
-                <w:b w:val="0"/>
-                <w:i w:val="0"/>
-                <w:color w:val="333333"/>
-                <w:sz w:val="20"/>
-              </w:rPr>
-              <w:t>Sì, costo di 1,20€ IVA inclusa</w:t>
-            </w:r>
-          </w:p>
-        </w:tc>
-        <w:tc>
-          <w:tcPr>
-            <w:tcW w:type="dxa" w:w="2929"/>
-            <w:shd w:val="clear" w:color="auto" w:fill="F5F5F5"/>
-            <w:tcBorders>
-              <w:top w:val="single" w:sz="1" w:space="0" w:color="CCCCCC"/>
-              <w:left w:val="single" w:sz="1" w:space="0" w:color="CCCCCC"/>
-              <w:bottom w:val="single" w:sz="1" w:space="0" w:color="CCCCCC"/>
-              <w:right w:val="single" w:sz="1" w:space="0" w:color="CCCCCC"/>
-            </w:tcBorders>
-            <w:tcMar>
-              <w:top w:w="80" w:type="dxa"/>
-              <w:left w:w="120" w:type="dxa"/>
-              <w:bottom w:w="80" w:type="dxa"/>
-              <w:right w:w="120" w:type="dxa"/>
-            </w:tcMar>
-          </w:tcPr>
-          <w:p>
-            <w:r>
-              <w:rPr>
-                <w:b w:val="0"/>
-                <w:i w:val="0"/>
-                <w:color w:val="333333"/>
-                <w:sz w:val="20"/>
-              </w:rPr>
-              <w:t>Non indicato tra i metodi di prelievo</w:t>
-            </w:r>
-          </w:p>
-        </w:tc>
-      </w:tr>
     </w:tbl>
     <w:p>
       <w:pPr>
@@ -3704,7 +4175,7 @@
           <w:color w:val="333333"/>
           <w:sz w:val="20"/>
         </w:rPr>
-        <w:t>Per PayPal le pagine di assistenza riportano tempi diversi, da 24 ore fino a 3 giorni lavorativi previa verifica. Il tetto alle ricariche online è di 10.000€ a settimana, entro il limite che ogni giocatore sceglie in registrazione. I prelievi si bloccano se il documento d'identità risulta scaduto.</w:t>
+        <w:t>Per i prelievi PayPal le pagine di assistenza riportano tempi diversi, da 24 ore fino a 3 giorni lavorativi previa verifica. Le ricariche complessive devono restare entro il limite settimanale scelto dal giocatore, con un tetto online di 10.000€ a settimana. I prelievi si bloccano se il documento d'identità risulta scaduto.</w:t>
       </w:r>
     </w:p>
     <w:p>
@@ -3772,7 +4243,7 @@
           <w:color w:val="333333"/>
           <w:sz w:val="20"/>
         </w:rPr>
-        <w:t>: MyLotteries S.r.l. è soggetta a direzione e coordinamento di Brightstar Lottery S.p.A. e fa parte del suo gruppo IVA. In Italia le società del gruppo sono concessionarie dello Stato per Lotto, Gratta e Vinci e Lotteria Italia: un profilo che colloca l'operatore dentro uno dei soggetti più strutturati del comparto.</w:t>
+        <w:t>: MyLotteries S.r.l. è soggetta a direzione e coordinamento di Brightstar Lottery S.p.A. e fa parte del suo gruppo IVA. Il gruppo dichiara quasi cinquant'anni di attività nelle lotterie, e in Italia le sue società sono concessionarie dello Stato per Lotto, Gratta e Vinci e Lotteria Italia.</w:t>
       </w:r>
     </w:p>
     <w:p>
@@ -3831,7 +4302,7 @@
           <w:color w:val="333333"/>
           <w:sz w:val="20"/>
         </w:rPr>
-        <w:t>Il numero verde 800.900.500 copre richieste di informazioni, problemi tecnici e assistenza nel caricamento dei documenti. Per iscritto si scrive a supporto@mylotteriesplay.it dalla mail associata al conto, oppure a contogioco@mylotteriesplay.it per lo sblocco di conti sospesi e le richieste di chiusura. Gli orari del servizio non sono indicati nella pagina contatti, che non riporta una live chat.</w:t>
+        <w:t>Il numero verde 800.900.500 copre richieste di informazioni, problemi tecnici e assistenza nel caricamento dei documenti. Per iscritto si scrive a supporto@mylotteriesplay.it dalla mail associata al conto, oppure a contogioco@mylotteriesplay.it per lo sblocco di conti sospesi e le richieste di chiusura. Nella pagina contatti consultata non abbiamo trovato una live chat né gli orari del servizio.</w:t>
       </w:r>
     </w:p>
     <w:p>
@@ -3876,7 +4347,7 @@
           <w:color w:val="333333"/>
           <w:sz w:val="20"/>
         </w:rPr>
-        <w:t>: iscrizione automatica con la prima giocata in denaro reale, cinque livelli da Bronzo a Diamante. I punti si accumulano sulle giocate reali, 10 per euro sulle lotterie e 5 per euro su slot, casinò, giochi di carte e scommesse, e a fine mese si convertono in punti bonus con un moltiplicatore che sale con il livello, da 1 a 4 volte. Le giocate fatte con i bonus non generano punti.</w:t>
+        <w:t>: iscrizione automatica con la prima giocata in denaro reale, cinque livelli da Bronzo a Diamante. I punti si accumulano sulle giocate reali: 10 per euro sulle lotterie, 5 su slot, casinò, giochi di carte e scommesse, 2 sul casinò live, senza punti sulle frazioni di euro. Il primo giorno del mese successivo si convertono in punti bonus, con un moltiplicatore che sale con il livello, da 1 a 4 volte. Le giocate fatte con i bonus non generano punti.</w:t>
       </w:r>
     </w:p>
     <w:p>
@@ -3912,7 +4383,7 @@
           <w:color w:val="333333"/>
           <w:sz w:val="20"/>
         </w:rPr>
-        <w:t>Sull'App Store, My Lotteries PLAY raccoglie una valutazione media di 3,6/5 su 24 valutazioni (rilevazione del 28/09/2026): un'app recente, alla versione 1.0.1, con una base di giudizi ancora troppo piccola per dire qualcosa di stabile.</w:t>
+        <w:t>Sull'App Store, My Lotteries PLAY raccoglie una valutazione media di 3,6/5 su 24 valutazioni (rilevazione del 29/09/2026): un'app recente, alla versione 1.0.1, con una base di giudizi ancora piccola.</w:t>
       </w:r>
     </w:p>
     <w:p>
@@ -3926,7 +4397,7 @@
           <w:color w:val="333333"/>
           <w:sz w:val="20"/>
         </w:rPr>
-        <w:t>Su Trustpilot il profilo non è gestito dall'operatore e registra 1,7/5 su 23 recensioni, quasi tutte a una stella (rilevazione del 28/09/2026). Su numeri così bassi, e su una piattaforma dove chi lascia un giudizio negativo è sempre sovrarappresentato, il punteggio non misura la qualità del servizio: indica soprattutto che la comunità di utenti che si esprime online è ancora ridotta.</w:t>
+        <w:t>Su Trustpilot, nel profilo associato al dominio e non reclamato dall'azienda, il TrustScore è 1,7/5 su 23 recensioni, quasi tutte a una stella (rilevazione del 29/09/2026). Trustpilot segnala che l'azienda non ha inviato inviti a lasciare recensioni. Il campione è piccolo e autoselezionato: segnala insoddisfazione tra chi ha recensito, senza consentire generalizzazioni sull'insieme dei clienti.</w:t>
       </w:r>
     </w:p>
     <w:p>
@@ -4303,7 +4774,7 @@
                 <w:color w:val="333333"/>
                 <w:sz w:val="20"/>
               </w:rPr>
-              <w:t>Concessionario di SuperEnalotto e MillionDay</w:t>
+              <w:t>Concessionario del SuperEnalotto e dei giochi numerici a totalizzatore nazionale</w:t>
             </w:r>
           </w:p>
         </w:tc>
@@ -4332,7 +4803,7 @@
                 <w:color w:val="333333"/>
                 <w:sz w:val="20"/>
               </w:rPr>
-              <w:t>Rete fisica: oltre 4.000 agenzie e 1.100 sale gioco</w:t>
+              <w:t>Rete fisica del gruppo: oltre 4.000 punti vendita scommesse e 1.100 sale gioco</w:t>
             </w:r>
           </w:p>
         </w:tc>
@@ -4366,7 +4837,7 @@
                 <w:color w:val="333333"/>
                 <w:sz w:val="20"/>
               </w:rPr>
-              <w:t>Bonus di benvenuto principale</w:t>
+              <w:t>Scommesse sportive</w:t>
             </w:r>
           </w:p>
         </w:tc>
@@ -4395,7 +4866,7 @@
                 <w:color w:val="333333"/>
                 <w:sz w:val="20"/>
               </w:rPr>
-              <w:t>Slot e Lotterie: 100% fino a 50€</w:t>
+              <w:t>Da febbraio 2026</w:t>
             </w:r>
           </w:p>
         </w:tc>
@@ -4424,7 +4895,7 @@
                 <w:color w:val="333333"/>
                 <w:sz w:val="20"/>
               </w:rPr>
-              <w:t>Dato non verificato alla data di aggiornamento</w:t>
+              <w:t>Sì</w:t>
             </w:r>
           </w:p>
         </w:tc>
@@ -4453,7 +4924,7 @@
                 <w:color w:val="333333"/>
                 <w:sz w:val="20"/>
               </w:rPr>
-              <w:t>Sport: 100% fino a 50€ + 100% fino a 2.000€ = 2.050€ (rollover x6)</w:t>
+              <w:t>Sì</w:t>
             </w:r>
           </w:p>
         </w:tc>
@@ -4487,7 +4958,7 @@
                 <w:color w:val="333333"/>
                 <w:sz w:val="20"/>
               </w:rPr>
-              <w:t>Scommesse sportive</w:t>
+              <w:t>Licenza ADM</w:t>
             </w:r>
           </w:p>
         </w:tc>
@@ -4516,7 +4987,7 @@
                 <w:color w:val="333333"/>
                 <w:sz w:val="20"/>
               </w:rPr>
-              <w:t>Da febbraio 2026</w:t>
+              <w:t>16049</w:t>
             </w:r>
           </w:p>
         </w:tc>
@@ -4545,7 +5016,7 @@
                 <w:color w:val="333333"/>
                 <w:sz w:val="20"/>
               </w:rPr>
-              <w:t>Sì</w:t>
+              <w:t>Dato non verificato alla data di aggiornamento</w:t>
             </w:r>
           </w:p>
         </w:tc>
@@ -4553,127 +5024,6 @@
           <w:tcPr>
             <w:tcW w:type="dxa" w:w="2197"/>
             <w:shd w:val="clear" w:color="auto" w:fill="FFFFFF"/>
-            <w:tcBorders>
-              <w:top w:val="single" w:sz="1" w:space="0" w:color="CCCCCC"/>
-              <w:left w:val="single" w:sz="1" w:space="0" w:color="CCCCCC"/>
-              <w:bottom w:val="single" w:sz="1" w:space="0" w:color="CCCCCC"/>
-              <w:right w:val="single" w:sz="1" w:space="0" w:color="CCCCCC"/>
-            </w:tcBorders>
-            <w:tcMar>
-              <w:top w:w="80" w:type="dxa"/>
-              <w:left w:w="120" w:type="dxa"/>
-              <w:bottom w:w="80" w:type="dxa"/>
-              <w:right w:w="120" w:type="dxa"/>
-            </w:tcMar>
-          </w:tcPr>
-          <w:p>
-            <w:r>
-              <w:rPr>
-                <w:b w:val="0"/>
-                <w:i w:val="0"/>
-                <w:color w:val="333333"/>
-                <w:sz w:val="20"/>
-              </w:rPr>
-              <w:t>Sì</w:t>
-            </w:r>
-          </w:p>
-        </w:tc>
-      </w:tr>
-      <w:tr>
-        <w:trPr>
-          <w:cantSplit/>
-        </w:trPr>
-        <w:tc>
-          <w:tcPr>
-            <w:tcW w:type="dxa" w:w="2197"/>
-            <w:shd w:val="clear" w:color="auto" w:fill="F5F5F5"/>
-            <w:tcBorders>
-              <w:top w:val="single" w:sz="1" w:space="0" w:color="CCCCCC"/>
-              <w:left w:val="single" w:sz="1" w:space="0" w:color="CCCCCC"/>
-              <w:bottom w:val="single" w:sz="1" w:space="0" w:color="CCCCCC"/>
-              <w:right w:val="single" w:sz="1" w:space="0" w:color="CCCCCC"/>
-            </w:tcBorders>
-            <w:tcMar>
-              <w:top w:w="80" w:type="dxa"/>
-              <w:left w:w="120" w:type="dxa"/>
-              <w:bottom w:w="80" w:type="dxa"/>
-              <w:right w:w="120" w:type="dxa"/>
-            </w:tcMar>
-          </w:tcPr>
-          <w:p>
-            <w:r>
-              <w:rPr>
-                <w:b/>
-                <w:i w:val="0"/>
-                <w:color w:val="333333"/>
-                <w:sz w:val="20"/>
-              </w:rPr>
-              <w:t>Licenza ADM</w:t>
-            </w:r>
-          </w:p>
-        </w:tc>
-        <w:tc>
-          <w:tcPr>
-            <w:tcW w:type="dxa" w:w="2197"/>
-            <w:shd w:val="clear" w:color="auto" w:fill="F5F5F5"/>
-            <w:tcBorders>
-              <w:top w:val="single" w:sz="1" w:space="0" w:color="CCCCCC"/>
-              <w:left w:val="single" w:sz="1" w:space="0" w:color="CCCCCC"/>
-              <w:bottom w:val="single" w:sz="1" w:space="0" w:color="CCCCCC"/>
-              <w:right w:val="single" w:sz="1" w:space="0" w:color="CCCCCC"/>
-            </w:tcBorders>
-            <w:tcMar>
-              <w:top w:w="80" w:type="dxa"/>
-              <w:left w:w="120" w:type="dxa"/>
-              <w:bottom w:w="80" w:type="dxa"/>
-              <w:right w:w="120" w:type="dxa"/>
-            </w:tcMar>
-          </w:tcPr>
-          <w:p>
-            <w:r>
-              <w:rPr>
-                <w:b w:val="0"/>
-                <w:i w:val="0"/>
-                <w:color w:val="333333"/>
-                <w:sz w:val="20"/>
-              </w:rPr>
-              <w:t>16049</w:t>
-            </w:r>
-          </w:p>
-        </w:tc>
-        <w:tc>
-          <w:tcPr>
-            <w:tcW w:type="dxa" w:w="2197"/>
-            <w:shd w:val="clear" w:color="auto" w:fill="F5F5F5"/>
-            <w:tcBorders>
-              <w:top w:val="single" w:sz="1" w:space="0" w:color="CCCCCC"/>
-              <w:left w:val="single" w:sz="1" w:space="0" w:color="CCCCCC"/>
-              <w:bottom w:val="single" w:sz="1" w:space="0" w:color="CCCCCC"/>
-              <w:right w:val="single" w:sz="1" w:space="0" w:color="CCCCCC"/>
-            </w:tcBorders>
-            <w:tcMar>
-              <w:top w:w="80" w:type="dxa"/>
-              <w:left w:w="120" w:type="dxa"/>
-              <w:bottom w:w="80" w:type="dxa"/>
-              <w:right w:w="120" w:type="dxa"/>
-            </w:tcMar>
-          </w:tcPr>
-          <w:p>
-            <w:r>
-              <w:rPr>
-                <w:b w:val="0"/>
-                <w:i w:val="0"/>
-                <w:color w:val="333333"/>
-                <w:sz w:val="20"/>
-              </w:rPr>
-              <w:t>Dato non verificato alla data di aggiornamento</w:t>
-            </w:r>
-          </w:p>
-        </w:tc>
-        <w:tc>
-          <w:tcPr>
-            <w:tcW w:type="dxa" w:w="2197"/>
-            <w:shd w:val="clear" w:color="auto" w:fill="F5F5F5"/>
             <w:tcBorders>
               <w:top w:val="single" w:sz="1" w:space="0" w:color="CCCCCC"/>
               <w:left w:val="single" w:sz="1" w:space="0" w:color="CCCCCC"/>
@@ -4721,7 +5071,7 @@
           <w:color w:val="333333"/>
           <w:sz w:val="18"/>
         </w:rPr>
-        <w:t>: i tre operatori hanno un'origine diversa e il confronto va letto di conseguenza: My Lotteries Play e Sisal partono dalle lotterie, Lottomatica dalle scommesse e dalla rete fisica. I dati My Lotteries Play sono verificati il 28/09/2026; i dati Lottomatica vengono dalla nostra recensione di settembre 2026; per Sisal sono riportati solo proprietà e concessioni, riscontrate su fonti di stampa. Le cifre dei bonus sono valori nominali massimi, soggetti a condizioni di sblocco: un confronto indicativo, non un'istantanea unica.</w:t>
+        <w:t>: i tre operatori hanno un'origine diversa e il confronto va letto di conseguenza: My Lotteries Play e Sisal partono dalle lotterie, Lottomatica dalle scommesse e dalla rete fisica. I dati My Lotteries Play sono verificati il 29/09/2026 sulle pagine ufficiali; per Sisal e Lottomatica sono riportati solo dati societari e di concessione. I bonus di Sisal e Lottomatica non compaiono perché non è stato possibile verificarne le condizioni in vigore alla data di aggiornamento.</w:t>
       </w:r>
     </w:p>
     <w:p>
@@ -4757,7 +5107,7 @@
           <w:color w:val="333333"/>
           <w:sz w:val="20"/>
         </w:rPr>
-        <w:t>My Lotteries Play va letto per quello che è: una piattaforma nata dalle lotterie, che negli ultimi mesi ha allargato l'offerta fino alle scommesse sportive. Alle spalle ha il gruppo concessionario di Lotto, Gratta e Vinci e Lotteria Italia, e sulle lotterie raccoglie in un solo conto un'offerta ampia, dal Lotto alla Lotteria Italia.</w:t>
+        <w:t>My Lotteries Play nasce dalle lotterie e lì resta il suo punto di forza: in un solo conto ci sono i giochi del gruppo concessionario di Lotto, Gratta e Vinci e Lotteria Italia, insieme a SuperEnalotto, Eurojackpot e agli altri giochi numerici. L'offerta di benvenuto va dal bonus Lotterie da 25€, semplice da usare, al bonus Slot da 2.000€, più alto e più impegnativo. Lo sport copre i campionati principali ma è l'area più giovane, ancora senza un bonus di benvenuto dedicato nelle pagine consultate.</w:t>
       </w:r>
     </w:p>
     <w:p>
@@ -4771,7 +5121,7 @@
           <w:color w:val="333333"/>
           <w:sz w:val="20"/>
         </w:rPr>
-        <w:t>Il limite, nel nostro giudizio, sta nella visibilità più che nel prodotto: è un marchio che deve ancora farsi conoscere online e che oggi non è tra quelli di cui i giocatori parlano. Lo sport, arrivato a febbraio 2026, è la leva naturale per allargare il pubblico, ma alla data di verifica il sito non dichiara l'ampiezza del palinsesto né offre un bonus dedicato. L'apertura del conto in ricevitoria esiste, con un bonus fino a 30€, ma nella pratica conta poco: la partita della notorietà si gioca online.</w:t>
+        <w:t>Il limite indicato nei Contro resta il più rilevante: il marchio deve ancora farsi conoscere online, e per lo stesso motivo la possibilità di aprire il conto in ricevitoria, nella nostra valutazione, sposta poco. Chi gioca soprattutto a Lotto, 10eLotto, Gratta e Vinci e SuperEnalotto trova qui un'offerta ampia; chi mette lo sport al centro trova un'offerta ancora in costruzione.</w:t>
       </w:r>
     </w:p>
     <w:p>
@@ -4785,21 +5135,7 @@
           <w:color w:val="333333"/>
           <w:sz w:val="20"/>
         </w:rPr>
-        <w:t>Chi gioca soprattutto a Lotto, 10eLotto, Gratta e Vinci e SuperEnalotto trova in My Lotteries Play un conto solido, con un gruppo affidabile alle spalle e bonus piccoli ma leggibili. Chi cerca un bookmaker con un palinsesto sportivo consolidato, per ora, ha alternative con più storia su quel terreno.</w:t>
-      </w:r>
-    </w:p>
-    <w:p>
-      <w:pPr>
-        <w:spacing w:after="120" w:line="276" w:lineRule="auto"/>
-      </w:pPr>
-      <w:r>
-        <w:rPr>
-          <w:b w:val="0"/>
-          <w:i w:val="0"/>
-          <w:color w:val="333333"/>
-          <w:sz w:val="20"/>
-        </w:rPr>
-        <w:t>Il voto finale è una sintesi editoriale e non una conversione della media per categoria (6,8/10, pari a 3,4 su 5 in scala lineare): premia la solidità del gruppo e l'ampiezza dell'offerta lotterie, e tiene conto di uno sport ancora giovane e di un marchio poco conosciuto.</w:t>
+        <w:t>La media per categoria è 6,9/10 (6,875 prima dell'arrotondamento), pari a 3,44 su 5 in scala lineare. Il voto finale è una sintesi editoriale e non una conversione di quella media: tiene conto dell'ampiezza dell'offerta lotterie e della concessione ADM, di uno sport ancora giovane e di un marchio poco conosciuto online.</w:t>
       </w:r>
     </w:p>
     <w:tbl>
@@ -4881,7 +5217,7 @@
           <w:color w:val="333333"/>
           <w:sz w:val="20"/>
         </w:rPr>
-        <w:t>Dati raccolti e verificati il 28 settembre 2026 da fonti pubbliche. Concessione, proprietà, bonus, pagamenti, registrazione, contatti, programma fedeltà e lancio delle scommesse sportive vengono dalle pagine ufficiali di mylotteriesplay.it; il rating dell'app dalla pagina App Store per iOS; il punteggio Trustpilot dal profilo ufficiale della piattaforma; le concessioni del gruppo dal sito di Brightstar Lottery; il cambio di denominazione da IGT Lottery a Brightstar Lottery da fonti di stampa. Non sono stati effettuati test diretti su conto di gioco, app o transazioni reali: i dati derivano da fonti documentali, non da verifica operativa sul campo. La disponibilità di My Lotteries PLAY su Android non è stata verificata. Bonus, condizioni di gioco, metodi di pagamento e limiti cambiano nel tempo: verificare sempre i T&amp;C ufficiali aggiornati prima di ogni decisione di gioco.</w:t>
+        <w:t>Dati raccolti e verificati tra il 28 e il 29 settembre 2026 da fonti pubbliche. Concessione, proprietà, bonus, pagamenti, registrazione, contatti, programma fedeltà e lancio delle scommesse sportive vengono dalle pagine ufficiali di mylotteriesplay.it; palinsesto, mercati, giochi e rating dell'app dalla scheda App Store per iOS; il punteggio Trustpilot dal profilo associato al dominio; le concessioni del gruppo dai siti di Brightstar Lottery e LottoItalia; i dati Sisal da comunicati e fonti di stampa; i dati Lottomatica dalla nostra recensione di settembre 2026 e dal sito del gruppo. Non sono stati effettuati test diretti su conto di gioco, app o transazioni reali: i voti per categoria valutano l'offerta come risulta dalle fonti documentali, non da una verifica operativa sul campo. La disponibilità di My Lotteries PLAY su Android non è stata verificata. Bonus, condizioni di gioco, metodi di pagamento e limiti cambiano nel tempo: verificare sempre i T&amp;C ufficiali aggiornati prima di ogni decisione di gioco.</w:t>
       </w:r>
     </w:p>
     <w:p>
@@ -4959,7 +5295,7 @@
           <w:color w:val="333333"/>
           <w:sz w:val="20"/>
         </w:rPr>
-        <w:t>No. Il gruppo di riferimento è Brightstar Lottery, la denominazione assunta da IGT Lottery a giugno 2025, distinto da Lottomatica Group.</w:t>
+        <w:t>No. MyLotteries S.r.l. è soggetta a direzione e coordinamento di Brightstar Lottery S.p.A., gruppo distinto dall'attuale Lottomatica Group.</w:t>
       </w:r>
     </w:p>
     <w:p>
@@ -4987,7 +5323,35 @@
           <w:color w:val="333333"/>
           <w:sz w:val="20"/>
         </w:rPr>
-        <w:t>Sì, da febbraio 2026, con scommesse pre-match e live da sito e da app. Sono disponibili anche le scommesse virtuali.</w:t>
+        <w:t>Sì. Le scommesse sportive, prima dell'evento e live, sono disponibili dal sito e dall'app My Lotteries PLAY su App Store. Ci sono anche le scommesse virtuali.</w:t>
+      </w:r>
+    </w:p>
+    <w:p>
+      <w:pPr>
+        <w:spacing w:before="240" w:after="160"/>
+      </w:pPr>
+      <w:r>
+        <w:rPr>
+          <w:b/>
+          <w:i w:val="0"/>
+          <w:color w:val="0F3460"/>
+          <w:sz w:val="24"/>
+        </w:rPr>
+        <w:t>Si possono ricevere più bonus di benvenuto?</w:t>
+      </w:r>
+    </w:p>
+    <w:p>
+      <w:pPr>
+        <w:spacing w:after="120" w:line="276" w:lineRule="auto"/>
+      </w:pPr>
+      <w:r>
+        <w:rPr>
+          <w:b w:val="0"/>
+          <w:i w:val="0"/>
+          <w:color w:val="333333"/>
+          <w:sz w:val="20"/>
+        </w:rPr>
+        <w:t>No. Il bonus di benvenuto si sceglie nel modulo di registrazione e spetta una sola volta per persona, codice fiscale, nucleo familiare, email, numero di telefono e indirizzo IP.</w:t>
       </w:r>
     </w:p>
     <w:p>
@@ -5015,35 +5379,7 @@
           <w:color w:val="333333"/>
           <w:sz w:val="20"/>
         </w:rPr>
-        <w:t>Sì, presso i punti vendita aderenti, con un bonus di benvenuto dedicato: 100% della prima ricarica fino a 30€, spendibile su lotterie e Gratta e Vinci online.</w:t>
-      </w:r>
-    </w:p>
-    <w:p>
-      <w:pPr>
-        <w:spacing w:before="240" w:after="160"/>
-      </w:pPr>
-      <w:r>
-        <w:rPr>
-          <w:b/>
-          <w:i w:val="0"/>
-          <w:color w:val="0F3460"/>
-          <w:sz w:val="24"/>
-        </w:rPr>
-        <w:t>Qual è il punto debole principale di My Lotteries Play?</w:t>
-      </w:r>
-    </w:p>
-    <w:p>
-      <w:pPr>
-        <w:spacing w:after="120" w:line="276" w:lineRule="auto"/>
-      </w:pPr>
-      <w:r>
-        <w:rPr>
-          <w:b w:val="0"/>
-          <w:i w:val="0"/>
-          <w:color w:val="333333"/>
-          <w:sz w:val="20"/>
-        </w:rPr>
-        <w:t>La notorietà online: è un marchio che deve ancora farsi conoscere dal pubblico che gioca in rete. Sul prodotto, l'area più giovane è lo sport, disponibile solo da febbraio 2026.</w:t>
+        <w:t>Sì, presso i punti vendita aderenti, con tre offerte di benvenuto dedicate fino a 40€.</w:t>
       </w:r>
     </w:p>
     <w:p>
@@ -5088,7 +5424,7 @@
           <w:color w:val="333333"/>
           <w:sz w:val="20"/>
         </w:rPr>
-        <w:t>: concessionario di SuperEnalotto e MillionDay, parte di Flutter Entertainment dal 2022, con un'offerta che unisce lotterie, scommesse e casinò.</w:t>
+        <w:t>: concessionario del SuperEnalotto, parte di Flutter Entertainment dal 2022, con un'offerta che unisce lotterie, scommesse e casinò.</w:t>
       </w:r>
     </w:p>
     <w:p>
@@ -5111,7 +5447,7 @@
           <w:color w:val="333333"/>
           <w:sz w:val="20"/>
         </w:rPr>
-        <w:t>: la scelta omnicanale, con oltre 4.000 agenzie e 1.100 sale gioco e un bonus sport fino a 2.050€.</w:t>
+        <w:t>: per chi cerca un gruppo con una rete fisica ampia, oltre 4.000 punti vendita scommesse e 1.100 sale gioco, accanto all'offerta online.</w:t>
       </w:r>
     </w:p>
     <w:p>
@@ -5134,7 +5470,7 @@
           <w:color w:val="333333"/>
           <w:sz w:val="20"/>
         </w:rPr>
-        <w:t>: per chi mette lo sport al centro, con un'app valutata 4,8/5 su circa 25.000 valutazioni sull'App Store (rilevazione dell'11/09/2026).</w:t>
+        <w:t>: per chi mette lo sport al centro, con un'app scommesse valutata 4,8/5 su circa 25.000 valutazioni sull'App Store (rilevazione dell'11/09/2026).</w:t>
       </w:r>
     </w:p>
     <w:p>

--- a/03-giornalismo/bottadiculo/recensioni-bookmaker/mylotteriesplay/recensione-mylotteriesplay-2026.docx
+++ b/03-giornalismo/bottadiculo/recensioni-bookmaker/mylotteriesplay/recensione-mylotteriesplay-2026.docx
@@ -108,7 +108,7 @@
                 <w:color w:val="666666"/>
                 <w:sz w:val="18"/>
               </w:rPr>
-              <w:t>Slot (200% della prima ricarica, rollover 45x)</w:t>
+              <w:t>Slot: 200% della prima ricarica, moltiplicatore 45x, non prelevabile</w:t>
             </w:r>
           </w:p>
         </w:tc>
@@ -133,7 +133,7 @@
                 <w:color w:val="1A1A2E"/>
                 <w:sz w:val="22"/>
               </w:rPr>
-              <w:t>Oltre 10 giochi di lotteria</w:t>
+              <w:t>Oltre 10 tra lotterie e giochi numerici</w:t>
             </w:r>
           </w:p>
           <w:p>
@@ -258,7 +258,7 @@
                 <w:color w:val="333333"/>
                 <w:sz w:val="20"/>
               </w:rPr>
-              <w:t>ADM, concessione n. 16049 (subentrata alla GAD n. 15478 con il nuovo regime delle concessioni online, in vigore dal 13 novembre 2025)</w:t>
+              <w:t>ADM, concessione n. 16049, in vigore dal 13 novembre 2025 con il nuovo regime delle concessioni online; in precedenza l'operatore aveva la concessione GAD n. 15478</w:t>
             </w:r>
           </w:p>
         </w:tc>
@@ -321,7 +321,7 @@
                 <w:color w:val="333333"/>
                 <w:sz w:val="20"/>
               </w:rPr>
-              <w:t>MyLotteries S.r.l., Roma, società a socio unico soggetta a direzione e coordinamento di Brightstar Lottery S.p.A. Il gruppo è distinto dall'attuale Lottomatica Group</w:t>
+              <w:t>MyLotteries S.r.l., Roma, società a socio unico soggetta a direzione e coordinamento di Brightstar Lottery S.p.A.</w:t>
             </w:r>
           </w:p>
         </w:tc>
@@ -447,7 +447,7 @@
                 <w:color w:val="333333"/>
                 <w:sz w:val="20"/>
               </w:rPr>
-              <w:t>Slot: Fun Bonus da giocare 45 volte, convertibile al massimo per metà in Real Bonus Slot. Slot e Lotterie: Fun Bonus da giocare 10 volte. Il Real Bonus Slot ottenuto va rigiocato almeno una volta prima del prelievo. Per il Real Bonus Lotterie online il regolamento non indica requisiti di giocata</w:t>
+              <w:t>Slot: moltiplicatore di giocata 45x sui Fun Bonus erogati, massimale di conversione in Real Bonus Slot del 50%. Slot e Lotterie: moltiplicatore 10x, massimale di conversione del 100%. Il Real Bonus Slot ottenuto va rigiocato almeno una volta prima del prelievo. Per il Real Bonus Lotterie online il regolamento non indica requisiti di giocata</w:t>
             </w:r>
           </w:p>
         </w:tc>
@@ -510,7 +510,7 @@
                 <w:color w:val="333333"/>
                 <w:sz w:val="20"/>
               </w:rPr>
-              <w:t>My Lotteries PLAY su App Store, con l'offerta completa; My Lotteries, dedicata alle lotterie, per iOS e Android</w:t>
+              <w:t>My Lotteries PLAY, con l'offerta completa, su App Store (disponibilità su Android non verificata); My Lotteries, dedicata alle lotterie, per iOS e Android</w:t>
             </w:r>
           </w:p>
         </w:tc>
@@ -838,7 +838,7 @@
                 <w:color w:val="555555"/>
                 <w:sz w:val="19"/>
               </w:rPr>
-              <w:t>Il bonus più alto, fino a 2.000€ sulle slot, chiede di giocare l'importo 45 volte e si converte al massimo per metà: condizioni impegnative</w:t>
+              <w:t>Il bonus più alto, fino a 2.000€ sulle slot, ha un moltiplicatore di giocata di 45x e un massimale di conversione del 50%: condizioni impegnative</w:t>
             </w:r>
           </w:p>
           <w:p>
@@ -906,7 +906,7 @@
           <w:color w:val="333333"/>
           <w:sz w:val="20"/>
         </w:rPr>
-        <w:t>In Italia le società del gruppo sono concessionarie dello Stato per il Gioco del Lotto, il Gratta e Vinci e la Lotteria Italia, e LottoItalia, il consorzio di cui Brightstar detiene il 61,5%, gestisce anche 10eLotto, MillionDAY e FAI3 FAI4. Da qui nasce l'identità del prodotto: le lotterie sono la base, a cui la piattaforma ha aggiunto casinò, slot, giochi di carte, scommesse virtuali e, da febbraio 2026, scommesse sportive. Questa recensione analizza un operatore diverso dai bookmaker tradizionali, con i suoi punti forti e quelli ancora da costruire.</w:t>
+        <w:t>Il gruppo è concessionario dello Stato per le lotterie istantanee e differite, cioè Gratta e Vinci e Lotteria Italia, e, attraverso LottoItalia, consorzio di cui detiene il 61,5%, per Gioco del Lotto, 10eLotto, MillionDAY e FAI3 FAI4. Da qui nasce l'identità del prodotto: le lotterie sono la base, a cui la piattaforma ha aggiunto casinò, slot, giochi di carte, scommesse virtuali e, da febbraio 2026, scommesse sportive.</w:t>
       </w:r>
     </w:p>
     <w:p>
@@ -1132,7 +1132,7 @@
                 <w:color w:val="333333"/>
                 <w:sz w:val="20"/>
               </w:rPr>
-              <w:t>Oltre 10 giochi, dal Lotto alla Lotteria Italia, più di 100 Gratta e Vinci online</w:t>
+              <w:t>Oltre 10 tra lotterie e giochi numerici, più di 100 Gratta e Vinci online</w:t>
             </w:r>
           </w:p>
         </w:tc>
@@ -1322,7 +1322,7 @@
                 <w:color w:val="333333"/>
                 <w:sz w:val="20"/>
               </w:rPr>
-              <w:t>Slot, tavoli, live e giochi di carte italiani, senza un conteggio pubblico dei titoli</w:t>
+              <w:t>Slot, tavoli, live e giochi di carte italiani; numero aggiornato dei giochi non trovato</w:t>
             </w:r>
           </w:p>
         </w:tc>
@@ -1797,7 +1797,7 @@
                 <w:color w:val="333333"/>
                 <w:sz w:val="20"/>
               </w:rPr>
-              <w:t>Licenza ADM 16049, società del gruppo concessionario di Lotto e Gratta e Vinci</w:t>
+              <w:t>Concessione ADM 16049, gruppo concessionario di Lotto e Gratta e Vinci</w:t>
             </w:r>
           </w:p>
         </w:tc>
@@ -1921,7 +1921,7 @@
           <w:color w:val="333333"/>
           <w:sz w:val="20"/>
         </w:rPr>
-        <w:t>Nel nostro giudizio editoriale, basato sull'esperienza diretta nel settore, il limite principale riguarda la notorietà più che il prodotto: My Lotteries Play è un marchio che deve ancora farsi conoscere dal pubblico che gioca online.</w:t>
+        <w:t>Nel nostro giudizio editoriale, basato sull'esperienza diretta nel settore, il limite principale riguarda la notorietà più che il prodotto: il gruppo ha una lunga storia nelle lotterie, ma My Lotteries Play, come marchio di gioco online, deve ancora farsi conoscere dal pubblico che gioca in rete.</w:t>
       </w:r>
     </w:p>
     <w:p>
@@ -1949,7 +1949,7 @@
           <w:color w:val="333333"/>
           <w:sz w:val="20"/>
         </w:rPr>
-        <w:t>Il bonus Slot da 2.000€ va letto per intero: arriva in cinque tranche da massimo 400€, ognuna valida 2 giorni, va giocato 45 volte e si converte in Real Bonus al massimo per metà del suo importo. Le poche recensioni lasciate online dagli utenti sono in gran parte negative (dettaglio in Feedback e recensioni).</w:t>
+        <w:t>Il bonus Slot da 2.000€ va letto per intero: arriva in cinque tranche da massimo 400€, ognuna valida 2 giorni, con un moltiplicatore di giocata di 45x e un massimale di conversione del 50%.</w:t>
       </w:r>
     </w:p>
     <w:p>
@@ -2117,7 +2117,7 @@
           <w:color w:val="333333"/>
           <w:sz w:val="20"/>
         </w:rPr>
-        <w:t>: slot, roulette, blackjack e tavoli live con croupier. La scheda App Store parla di centinaia di slot; nelle pagine consultate non abbiamo trovato un conteggio dei titoli né l'elenco dei fornitori.</w:t>
+        <w:t>: slot, roulette, blackjack e tavoli live con croupier. La scheda App Store parla di centinaia di slot; non abbiamo trovato un catalogo completo con il numero aggiornato dei giochi né l'elenco dei fornitori.</w:t>
       </w:r>
     </w:p>
     <w:p>
@@ -2449,7 +2449,7 @@
                 <w:color w:val="333333"/>
                 <w:sz w:val="20"/>
               </w:rPr>
-              <w:t>45 volte, su dieci slot indicate nel regolamento</w:t>
+              <w:t>Moltiplicatore di giocata di 45x sui Fun Bonus erogati, su dieci slot indicate nel regolamento</w:t>
             </w:r>
           </w:p>
         </w:tc>
@@ -2512,7 +2512,7 @@
                 <w:color w:val="333333"/>
                 <w:sz w:val="20"/>
               </w:rPr>
-              <w:t>Al massimo il 50% dell'importo diventa Real Bonus Slot, accreditato entro 72 ore; va rigiocato almeno una volta sulle slot prima del prelievo ed è valido 72 ore</w:t>
+              <w:t>Massimale di conversione del 50%. Il saldo convertito diventa Real Bonus Slot entro 72 ore, va rigiocato almeno una volta sulle slot prima del prelievo e resta valido 72 ore</w:t>
             </w:r>
           </w:p>
         </w:tc>
@@ -2725,7 +2725,7 @@
                 <w:color w:val="333333"/>
                 <w:sz w:val="20"/>
               </w:rPr>
-              <w:t>Da giocare 10 volte entro 2 giorni, con puntate da 0,10€ a 10€ su dieci slot indicate; si converte fino al 100% in Real Bonus Slot, da rigiocare almeno una volta prima del prelievo, valido 5 giorni</w:t>
+              <w:t>Moltiplicatore di giocata di 10x entro 2 giorni, con puntate da 0,10€ a 10€ su dieci slot indicate; massimale di conversione del 100% in Real Bonus Slot, da rigiocare almeno una volta prima del prelievo, valido 5 giorni</w:t>
             </w:r>
           </w:p>
         </w:tc>
@@ -3631,7 +3631,7 @@
           <w:color w:val="333333"/>
           <w:sz w:val="20"/>
         </w:rPr>
-        <w:t>Aggiunge alla vincita delle multiple con almeno 4 eventi a quota minima 1,25 una percentuale che cresce con il numero di eventi, dal 3% con 4 eventi fino al 650% con 30. Promozione valida fino al 31/12/2026.</w:t>
+        <w:t>Sulle multiple vincenti con almeno 4 eventi a quota minima 1,25 riconosce un importo aggiuntivo calcolato in percentuale sulla vincita netta, che cresce con il numero di eventi: 3% con 4 eventi, 25% con 10, 89% con 20, 650% con 30. Promozione valida fino al 31/12/2026, modificabile o sospendibile dall'operatore.</w:t>
       </w:r>
     </w:p>
     <w:tbl>
@@ -4220,7 +4220,7 @@
           <w:color w:val="333333"/>
           <w:sz w:val="20"/>
         </w:rPr>
-        <w:t>: concessione n. 16049, in capo a MyLotteries S.r.l. Garanzia di legalità e tracciabilità delle operazioni secondo la normativa italiana.</w:t>
+        <w:t>: concessione n. 16049, in capo a MyLotteries S.r.l. La concessione attesta l'autorizzazione al gioco a distanza in Italia; non è una garanzia sull'esperienza di gioco o sui risultati.</w:t>
       </w:r>
     </w:p>
     <w:p>
@@ -4243,7 +4243,7 @@
           <w:color w:val="333333"/>
           <w:sz w:val="20"/>
         </w:rPr>
-        <w:t>: MyLotteries S.r.l. è soggetta a direzione e coordinamento di Brightstar Lottery S.p.A. e fa parte del suo gruppo IVA. Il gruppo dichiara quasi cinquant'anni di attività nelle lotterie, e in Italia le sue società sono concessionarie dello Stato per Lotto, Gratta e Vinci e Lotteria Italia.</w:t>
+        <w:t>: MyLotteries S.r.l. è soggetta a direzione e coordinamento di Brightstar Lottery S.p.A. e fa parte del suo gruppo IVA. Il gruppo dichiara quasi cinquant'anni di attività nelle lotterie ed è concessionario dello Stato per Gratta e Vinci, Lotteria Italia e, attraverso LottoItalia, Gioco del Lotto.</w:t>
       </w:r>
     </w:p>
     <w:p>
@@ -4383,7 +4383,7 @@
           <w:color w:val="333333"/>
           <w:sz w:val="20"/>
         </w:rPr>
-        <w:t>Sull'App Store, My Lotteries PLAY raccoglie una valutazione media di 3,6/5 su 24 valutazioni (rilevazione del 29/09/2026): un'app recente, alla versione 1.0.1, con una base di giudizi ancora piccola.</w:t>
+        <w:t>Sull'App Store, My Lotteries PLAY raccoglie una valutazione media di 3,6/5 su 24 valutazioni (rilevazione del 29/09/2026): un'app pubblicata ad aprile 2026, alla versione 1.0.1, con una base di giudizi ancora piccola.</w:t>
       </w:r>
     </w:p>
     <w:p>
@@ -4397,7 +4397,7 @@
           <w:color w:val="333333"/>
           <w:sz w:val="20"/>
         </w:rPr>
-        <w:t>Su Trustpilot, nel profilo associato al dominio e non reclamato dall'azienda, il TrustScore è 1,7/5 su 23 recensioni, quasi tutte a una stella (rilevazione del 29/09/2026). Trustpilot segnala che l'azienda non ha inviato inviti a lasciare recensioni. Il campione è piccolo e autoselezionato: segnala insoddisfazione tra chi ha recensito, senza consentire generalizzazioni sull'insieme dei clienti.</w:t>
+        <w:t>Su Trustpilot il profilo, non reclamato dall'azienda, raccoglie 1,7/5 su 23 recensioni (rilevazione del 29/09/2026): un campione troppo piccolo e autoselezionato per dire qualcosa sull'insieme dei clienti.</w:t>
       </w:r>
     </w:p>
     <w:p>
@@ -4929,127 +4929,6 @@
           </w:p>
         </w:tc>
       </w:tr>
-      <w:tr>
-        <w:trPr>
-          <w:cantSplit/>
-        </w:trPr>
-        <w:tc>
-          <w:tcPr>
-            <w:tcW w:type="dxa" w:w="2197"/>
-            <w:shd w:val="clear" w:color="auto" w:fill="FFFFFF"/>
-            <w:tcBorders>
-              <w:top w:val="single" w:sz="1" w:space="0" w:color="CCCCCC"/>
-              <w:left w:val="single" w:sz="1" w:space="0" w:color="CCCCCC"/>
-              <w:bottom w:val="single" w:sz="1" w:space="0" w:color="CCCCCC"/>
-              <w:right w:val="single" w:sz="1" w:space="0" w:color="CCCCCC"/>
-            </w:tcBorders>
-            <w:tcMar>
-              <w:top w:w="80" w:type="dxa"/>
-              <w:left w:w="120" w:type="dxa"/>
-              <w:bottom w:w="80" w:type="dxa"/>
-              <w:right w:w="120" w:type="dxa"/>
-            </w:tcMar>
-          </w:tcPr>
-          <w:p>
-            <w:r>
-              <w:rPr>
-                <w:b/>
-                <w:i w:val="0"/>
-                <w:color w:val="333333"/>
-                <w:sz w:val="20"/>
-              </w:rPr>
-              <w:t>Licenza ADM</w:t>
-            </w:r>
-          </w:p>
-        </w:tc>
-        <w:tc>
-          <w:tcPr>
-            <w:tcW w:type="dxa" w:w="2197"/>
-            <w:shd w:val="clear" w:color="auto" w:fill="FFFFFF"/>
-            <w:tcBorders>
-              <w:top w:val="single" w:sz="1" w:space="0" w:color="CCCCCC"/>
-              <w:left w:val="single" w:sz="1" w:space="0" w:color="CCCCCC"/>
-              <w:bottom w:val="single" w:sz="1" w:space="0" w:color="CCCCCC"/>
-              <w:right w:val="single" w:sz="1" w:space="0" w:color="CCCCCC"/>
-            </w:tcBorders>
-            <w:tcMar>
-              <w:top w:w="80" w:type="dxa"/>
-              <w:left w:w="120" w:type="dxa"/>
-              <w:bottom w:w="80" w:type="dxa"/>
-              <w:right w:w="120" w:type="dxa"/>
-            </w:tcMar>
-          </w:tcPr>
-          <w:p>
-            <w:r>
-              <w:rPr>
-                <w:b w:val="0"/>
-                <w:i w:val="0"/>
-                <w:color w:val="333333"/>
-                <w:sz w:val="20"/>
-              </w:rPr>
-              <w:t>16049</w:t>
-            </w:r>
-          </w:p>
-        </w:tc>
-        <w:tc>
-          <w:tcPr>
-            <w:tcW w:type="dxa" w:w="2197"/>
-            <w:shd w:val="clear" w:color="auto" w:fill="FFFFFF"/>
-            <w:tcBorders>
-              <w:top w:val="single" w:sz="1" w:space="0" w:color="CCCCCC"/>
-              <w:left w:val="single" w:sz="1" w:space="0" w:color="CCCCCC"/>
-              <w:bottom w:val="single" w:sz="1" w:space="0" w:color="CCCCCC"/>
-              <w:right w:val="single" w:sz="1" w:space="0" w:color="CCCCCC"/>
-            </w:tcBorders>
-            <w:tcMar>
-              <w:top w:w="80" w:type="dxa"/>
-              <w:left w:w="120" w:type="dxa"/>
-              <w:bottom w:w="80" w:type="dxa"/>
-              <w:right w:w="120" w:type="dxa"/>
-            </w:tcMar>
-          </w:tcPr>
-          <w:p>
-            <w:r>
-              <w:rPr>
-                <w:b w:val="0"/>
-                <w:i w:val="0"/>
-                <w:color w:val="333333"/>
-                <w:sz w:val="20"/>
-              </w:rPr>
-              <w:t>Dato non verificato alla data di aggiornamento</w:t>
-            </w:r>
-          </w:p>
-        </w:tc>
-        <w:tc>
-          <w:tcPr>
-            <w:tcW w:type="dxa" w:w="2197"/>
-            <w:shd w:val="clear" w:color="auto" w:fill="FFFFFF"/>
-            <w:tcBorders>
-              <w:top w:val="single" w:sz="1" w:space="0" w:color="CCCCCC"/>
-              <w:left w:val="single" w:sz="1" w:space="0" w:color="CCCCCC"/>
-              <w:bottom w:val="single" w:sz="1" w:space="0" w:color="CCCCCC"/>
-              <w:right w:val="single" w:sz="1" w:space="0" w:color="CCCCCC"/>
-            </w:tcBorders>
-            <w:tcMar>
-              <w:top w:w="80" w:type="dxa"/>
-              <w:left w:w="120" w:type="dxa"/>
-              <w:bottom w:w="80" w:type="dxa"/>
-              <w:right w:w="120" w:type="dxa"/>
-            </w:tcMar>
-          </w:tcPr>
-          <w:p>
-            <w:r>
-              <w:rPr>
-                <w:b w:val="0"/>
-                <w:i w:val="0"/>
-                <w:color w:val="333333"/>
-                <w:sz w:val="20"/>
-              </w:rPr>
-              <w:t>16010</w:t>
-            </w:r>
-          </w:p>
-        </w:tc>
-      </w:tr>
     </w:tbl>
     <w:p>
       <w:pPr>
@@ -5071,7 +4950,7 @@
           <w:color w:val="333333"/>
           <w:sz w:val="18"/>
         </w:rPr>
-        <w:t>: i tre operatori hanno un'origine diversa e il confronto va letto di conseguenza: My Lotteries Play e Sisal partono dalle lotterie, Lottomatica dalle scommesse e dalla rete fisica. I dati My Lotteries Play sono verificati il 29/09/2026 sulle pagine ufficiali; per Sisal e Lottomatica sono riportati solo dati societari e di concessione. I bonus di Sisal e Lottomatica non compaiono perché non è stato possibile verificarne le condizioni in vigore alla data di aggiornamento.</w:t>
+        <w:t>: i tre operatori hanno un'origine diversa e il confronto va letto di conseguenza: My Lotteries Play e Sisal partono dalle lotterie, Lottomatica dalle scommesse e dalla rete fisica. I dati My Lotteries Play sono verificati il 29/09/2026 sulle pagine ufficiali; per Sisal e Lottomatica sono riportati solo dati societari. Bonus e numeri di concessione di Sisal e Lottomatica non compaiono perché non è stato possibile verificarli su fonte ufficiale alla data di aggiornamento.</w:t>
       </w:r>
     </w:p>
     <w:p>
@@ -5107,7 +4986,7 @@
           <w:color w:val="333333"/>
           <w:sz w:val="20"/>
         </w:rPr>
-        <w:t>My Lotteries Play nasce dalle lotterie e lì resta il suo punto di forza: in un solo conto ci sono i giochi del gruppo concessionario di Lotto, Gratta e Vinci e Lotteria Italia, insieme a SuperEnalotto, Eurojackpot e agli altri giochi numerici. L'offerta di benvenuto va dal bonus Lotterie da 25€, semplice da usare, al bonus Slot da 2.000€, più alto e più impegnativo. Lo sport copre i campionati principali ma è l'area più giovane, ancora senza un bonus di benvenuto dedicato nelle pagine consultate.</w:t>
+        <w:t>My Lotteries Play nasce dalle lotterie e lì resta il suo punto di forza: in un solo conto ci sono i giochi del gruppo concessionario di Lotto, Gratta e Vinci e Lotteria Italia, insieme a SuperEnalotto, Eurojackpot e agli altri giochi numerici. L'offerta di benvenuto va dal bonus Lotterie da 25€, semplice da usare, al bonus Slot da 2.000€, più alto e più impegnativo.</w:t>
       </w:r>
     </w:p>
     <w:p>
@@ -5121,7 +5000,7 @@
           <w:color w:val="333333"/>
           <w:sz w:val="20"/>
         </w:rPr>
-        <w:t>Il limite indicato nei Contro resta il più rilevante: il marchio deve ancora farsi conoscere online, e per lo stesso motivo la possibilità di aprire il conto in ricevitoria, nella nostra valutazione, sposta poco. Chi gioca soprattutto a Lotto, 10eLotto, Gratta e Vinci e SuperEnalotto trova qui un'offerta ampia; chi mette lo sport al centro trova un'offerta ancora in costruzione.</w:t>
+        <w:t>Il limite indicato nei Contro resta il più rilevante: il marchio deve ancora farsi conoscere online, e per questo, secondo noi, la possibilità di aprire il conto in ricevitoria incide poco. Chi gioca soprattutto a Lotto, 10eLotto, Gratta e Vinci e SuperEnalotto trova qui un'offerta ampia; chi mette lo sport al centro trova un'offerta ancora in costruzione.</w:t>
       </w:r>
     </w:p>
     <w:p>
@@ -5135,7 +5014,7 @@
           <w:color w:val="333333"/>
           <w:sz w:val="20"/>
         </w:rPr>
-        <w:t>La media per categoria è 6,9/10 (6,875 prima dell'arrotondamento), pari a 3,44 su 5 in scala lineare. Il voto finale è una sintesi editoriale e non una conversione di quella media: tiene conto dell'ampiezza dell'offerta lotterie e della concessione ADM, di uno sport ancora giovane e di un marchio poco conosciuto online.</w:t>
+        <w:t>Come si arriva al voto: la media per categoria è 6,875/10, arrotondata a 6,9, pari a 3,44 su 5. Il 3,5 finale è una sintesi editoriale, non una conversione di quella media, e tiene conto dell'ampiezza dell'offerta lotterie e della concessione ADM, di uno sport ancora giovane e di un marchio poco conosciuto online.</w:t>
       </w:r>
     </w:p>
     <w:tbl>
@@ -5217,7 +5096,7 @@
           <w:color w:val="333333"/>
           <w:sz w:val="20"/>
         </w:rPr>
-        <w:t>Dati raccolti e verificati tra il 28 e il 29 settembre 2026 da fonti pubbliche. Concessione, proprietà, bonus, pagamenti, registrazione, contatti, programma fedeltà e lancio delle scommesse sportive vengono dalle pagine ufficiali di mylotteriesplay.it; palinsesto, mercati, giochi e rating dell'app dalla scheda App Store per iOS; il punteggio Trustpilot dal profilo associato al dominio; le concessioni del gruppo dai siti di Brightstar Lottery e LottoItalia; i dati Sisal da comunicati e fonti di stampa; i dati Lottomatica dalla nostra recensione di settembre 2026 e dal sito del gruppo. Non sono stati effettuati test diretti su conto di gioco, app o transazioni reali: i voti per categoria valutano l'offerta come risulta dalle fonti documentali, non da una verifica operativa sul campo. La disponibilità di My Lotteries PLAY su Android non è stata verificata. Bonus, condizioni di gioco, metodi di pagamento e limiti cambiano nel tempo: verificare sempre i T&amp;C ufficiali aggiornati prima di ogni decisione di gioco.</w:t>
+        <w:t>Dati raccolti e verificati tra il 28 e il 29 settembre 2026 da fonti pubbliche. Concessione, proprietà, bonus, pagamenti, registrazione, contatti, programma fedeltà e lancio delle scommesse sportive vengono dalle pagine ufficiali di mylotteriesplay.it; palinsesto, mercati, giochi e rating dell'app dalla scheda App Store per iOS; il punteggio Trustpilot dal profilo della piattaforma; le concessioni del gruppo dai siti di Brightstar Lottery e LottoItalia; i dati Sisal e Lottomatica da comunicati societari e fonti di stampa. Non sono stati effettuati test diretti su conto di gioco, app o transazioni reali: i voti per categoria valutano l'offerta come risulta dalle fonti documentali, non da una verifica operativa sul campo. La disponibilità dell'app My Lotteries PLAY su Android non è stata verificata. Bonus, condizioni di gioco, metodi di pagamento e limiti cambiano nel tempo: verificare sempre i T&amp;C ufficiali aggiornati prima di ogni decisione di gioco.</w:t>
       </w:r>
     </w:p>
     <w:p>
@@ -5267,7 +5146,7 @@
           <w:color w:val="333333"/>
           <w:sz w:val="20"/>
         </w:rPr>
-        <w:t>Opera con concessione ADM n. 16049, in capo a MyLotteries S.r.l., società soggetta a direzione e coordinamento di Brightstar Lottery S.p.A., il gruppo concessionario in Italia di Lotto, Gratta e Vinci e Lotteria Italia.</w:t>
+        <w:t>Opera con la concessione ADM n. 16049 per il gioco a distanza, in capo a MyLotteries S.r.l., società soggetta a direzione e coordinamento di Brightstar Lottery S.p.A. La concessione attesta che l'operatore è autorizzato in Italia; per valutare l'esperienza di gioco vanno lette anche le sezioni su pagamenti, assistenza e recensioni degli utenti.</w:t>
       </w:r>
     </w:p>
     <w:p>
@@ -5295,7 +5174,7 @@
           <w:color w:val="333333"/>
           <w:sz w:val="20"/>
         </w:rPr>
-        <w:t>No. MyLotteries S.r.l. è soggetta a direzione e coordinamento di Brightstar Lottery S.p.A., gruppo distinto dall'attuale Lottomatica Group.</w:t>
+        <w:t>No. MyLotteries S.r.l. è soggetta a direzione e coordinamento di Brightstar Lottery S.p.A., non di Lottomatica Group.</w:t>
       </w:r>
     </w:p>
     <w:p>
@@ -5485,7 +5364,7 @@
           <w:color w:val="666666"/>
           <w:sz w:val="16"/>
         </w:rPr>
-        <w:t>Il gioco è vietato ai minori di 18 anni • Bonus e T&amp;C soggetti a modifica: verificare sempre su mylotteriesplay.it</w:t>
+        <w:t>Il gioco è vietato ai minori di 18 anni e può causare dipendenza patologica • Bonus e T&amp;C soggetti a modifica: verificare sempre su mylotteriesplay.it</w:t>
       </w:r>
     </w:p>
     <w:sectPr>
